--- a/research/academic/final-sustainability-project/Final_Sustainability_Project_Herzliya_Marina.docx
+++ b/research/academic/final-sustainability-project/Final_Sustainability_Project_Herzliya_Marina.docx
@@ -72,9 +72,6 @@
         <w:bidi/>
         <w:spacing w:after="120"/>
         <w:jc w:val="center"/>
-        <w:rPr>
-          <w:rFonts w:hint="eastAsia"/>
-        </w:rPr>
       </w:pPr>
       <w:proofErr w:type="spellStart"/>
       <w:r>
@@ -122,9 +119,6 @@
         <w:bidi/>
         <w:spacing w:after="840"/>
         <w:jc w:val="center"/>
-        <w:rPr>
-          <w:rFonts w:hint="eastAsia"/>
-        </w:rPr>
       </w:pPr>
       <w:r>
         <w:rPr>
@@ -141,9 +135,6 @@
         <w:bidi/>
         <w:spacing w:after="720"/>
         <w:jc w:val="center"/>
-        <w:rPr>
-          <w:rFonts w:hint="eastAsia"/>
-        </w:rPr>
       </w:pPr>
       <w:r>
         <w:rPr>
@@ -162,9 +153,6 @@
         <w:bidi/>
         <w:spacing w:after="60"/>
         <w:jc w:val="center"/>
-        <w:rPr>
-          <w:rFonts w:hint="eastAsia"/>
-        </w:rPr>
       </w:pPr>
       <w:r>
         <w:rPr>
@@ -180,9 +168,6 @@
         <w:bidi/>
         <w:spacing w:after="60"/>
         <w:jc w:val="center"/>
-        <w:rPr>
-          <w:rFonts w:hint="eastAsia"/>
-        </w:rPr>
       </w:pPr>
       <w:r>
         <w:rPr>
@@ -198,9 +183,6 @@
         <w:bidi/>
         <w:spacing w:after="60"/>
         <w:jc w:val="center"/>
-        <w:rPr>
-          <w:rFonts w:hint="eastAsia"/>
-        </w:rPr>
       </w:pPr>
       <w:r>
         <w:rPr>
@@ -216,9 +198,6 @@
         <w:bidi/>
         <w:spacing w:after="60"/>
         <w:jc w:val="center"/>
-        <w:rPr>
-          <w:rFonts w:hint="eastAsia"/>
-        </w:rPr>
       </w:pPr>
       <w:r>
         <w:rPr>
@@ -234,9 +213,6 @@
         <w:bidi/>
         <w:spacing w:after="60"/>
         <w:jc w:val="center"/>
-        <w:rPr>
-          <w:rFonts w:hint="eastAsia"/>
-        </w:rPr>
       </w:pPr>
       <w:r>
         <w:rPr>
@@ -252,9 +228,6 @@
         <w:bidi/>
         <w:spacing w:after="0"/>
         <w:jc w:val="both"/>
-        <w:rPr>
-          <w:rFonts w:hint="eastAsia"/>
-        </w:rPr>
       </w:pPr>
     </w:p>
     <w:p>
@@ -262,9 +235,6 @@
         <w:bidi/>
         <w:spacing w:after="0"/>
         <w:jc w:val="both"/>
-        <w:rPr>
-          <w:rFonts w:hint="eastAsia"/>
-        </w:rPr>
       </w:pPr>
     </w:p>
     <w:p>
@@ -272,9 +242,6 @@
         <w:bidi/>
         <w:spacing w:after="0"/>
         <w:jc w:val="both"/>
-        <w:rPr>
-          <w:rFonts w:hint="eastAsia"/>
-        </w:rPr>
       </w:pPr>
     </w:p>
     <w:p>
@@ -282,9 +249,6 @@
         <w:bidi/>
         <w:spacing w:after="60"/>
         <w:jc w:val="center"/>
-        <w:rPr>
-          <w:rFonts w:hint="eastAsia"/>
-        </w:rPr>
       </w:pPr>
       <w:r>
         <w:rPr>
@@ -301,7 +265,6 @@
         <w:spacing w:after="60"/>
         <w:jc w:val="center"/>
         <w:rPr>
-          <w:rFonts w:hint="cs"/>
           <w:rtl/>
           <w:lang w:bidi="he-IL"/>
         </w:rPr>
@@ -321,9 +284,6 @@
         <w:bidi/>
         <w:spacing w:after="0"/>
         <w:jc w:val="center"/>
-        <w:rPr>
-          <w:rFonts w:hint="eastAsia"/>
-        </w:rPr>
       </w:pPr>
       <w:r>
         <w:rPr>
@@ -335,11 +295,6 @@
       </w:r>
     </w:p>
     <w:p>
-      <w:pPr>
-        <w:rPr>
-          <w:rFonts w:hint="eastAsia"/>
-        </w:rPr>
-      </w:pPr>
       <w:r>
         <w:br w:type="page"/>
       </w:r>
@@ -348,9 +303,6 @@
       <w:pPr>
         <w:bidi/>
         <w:spacing w:before="320" w:after="160"/>
-        <w:rPr>
-          <w:rFonts w:hint="eastAsia"/>
-        </w:rPr>
       </w:pPr>
       <w:r>
         <w:rPr>
@@ -372,9 +324,6 @@
         <w:bidi/>
         <w:spacing w:after="140"/>
         <w:jc w:val="both"/>
-        <w:rPr>
-          <w:rFonts w:hint="eastAsia"/>
-        </w:rPr>
       </w:pPr>
       <w:r>
         <w:rPr>
@@ -390,9 +339,6 @@
         <w:bidi/>
         <w:spacing w:after="140"/>
         <w:jc w:val="both"/>
-        <w:rPr>
-          <w:rFonts w:hint="eastAsia"/>
-        </w:rPr>
       </w:pPr>
       <w:r>
         <w:rPr>
@@ -408,17 +354,68 @@
         <w:bidi/>
         <w:spacing w:after="140"/>
         <w:jc w:val="both"/>
-        <w:rPr>
-          <w:rFonts w:hint="eastAsia"/>
-        </w:rPr>
-      </w:pPr>
-      <w:r>
-        <w:rPr>
-          <w:rFonts w:cs="David"/>
-          <w:szCs w:val="24"/>
-          <w:rtl/>
-        </w:rPr>
-        <w:t xml:space="preserve">המיזם מציע להתקין במוצאי הניקוז רכבת טיפול משולבת: לכידה והשקעה ראשונית, ולאחריה סינון באמצעות מדיה פילטר או ביופילטר בהתאם לשטח הזמין בכל מוצא. הפתרון נשען על </w:t>
+      </w:pPr>
+      <w:r>
+        <w:rPr>
+          <w:rFonts w:cs="David"/>
+          <w:szCs w:val="24"/>
+          <w:rtl/>
+        </w:rPr>
+        <w:t xml:space="preserve">המיזם מציע להתקין במוצאי הניקוז רכבת טיפול משולבת: לכידה והשקעה ראשונית, ולאחריה סינון באמצעות מדיה פילטר או ביופילטר בהתאם לשטח הזמין בכל מוצא. </w:t>
+      </w:r>
+      <w:proofErr w:type="spellStart"/>
+      <w:r>
+        <w:rPr>
+          <w:rFonts w:cs="David"/>
+          <w:szCs w:val="24"/>
+          <w:rtl/>
+        </w:rPr>
+        <w:t>הפתרון</w:t>
+      </w:r>
+      <w:proofErr w:type="spellEnd"/>
+      <w:r>
+        <w:rPr>
+          <w:rFonts w:cs="David"/>
+          <w:szCs w:val="24"/>
+          <w:rtl/>
+        </w:rPr>
+        <w:t xml:space="preserve"> </w:t>
+      </w:r>
+      <w:proofErr w:type="spellStart"/>
+      <w:r>
+        <w:rPr>
+          <w:rFonts w:cs="David"/>
+          <w:szCs w:val="24"/>
+          <w:rtl/>
+        </w:rPr>
+        <w:t>נשען</w:t>
+      </w:r>
+      <w:proofErr w:type="spellEnd"/>
+      <w:r>
+        <w:rPr>
+          <w:rFonts w:cs="David"/>
+          <w:szCs w:val="24"/>
+          <w:rtl/>
+        </w:rPr>
+        <w:t xml:space="preserve"> </w:t>
+      </w:r>
+      <w:proofErr w:type="spellStart"/>
+      <w:r>
+        <w:rPr>
+          <w:rFonts w:cs="David"/>
+          <w:szCs w:val="24"/>
+          <w:rtl/>
+        </w:rPr>
+        <w:t>על</w:t>
+      </w:r>
+      <w:proofErr w:type="spellEnd"/>
+      <w:r>
+        <w:rPr>
+          <w:rFonts w:cs="David"/>
+          <w:szCs w:val="24"/>
+          <w:rtl/>
+        </w:rPr>
+        <w:t xml:space="preserve"> </w:t>
       </w:r>
       <w:proofErr w:type="spellStart"/>
       <w:r>
@@ -930,9 +927,6 @@
         <w:bidi/>
         <w:spacing w:after="140"/>
         <w:jc w:val="both"/>
-        <w:rPr>
-          <w:rFonts w:hint="eastAsia"/>
-        </w:rPr>
       </w:pPr>
       <w:r>
         <w:rPr>
@@ -948,9 +942,6 @@
         <w:bidi/>
         <w:spacing w:after="140"/>
         <w:jc w:val="both"/>
-        <w:rPr>
-          <w:rFonts w:hint="eastAsia"/>
-        </w:rPr>
       </w:pPr>
       <w:r>
         <w:rPr>
@@ -966,9 +957,6 @@
         <w:keepNext/>
         <w:bidi/>
         <w:spacing w:before="320" w:after="160"/>
-        <w:rPr>
-          <w:rFonts w:hint="eastAsia"/>
-        </w:rPr>
       </w:pPr>
       <w:r>
         <w:rPr>
@@ -989,9 +977,6 @@
         <w:bidi/>
         <w:spacing w:after="140"/>
         <w:jc w:val="both"/>
-        <w:rPr>
-          <w:rFonts w:hint="eastAsia"/>
-        </w:rPr>
       </w:pPr>
       <w:r>
         <w:rPr>
@@ -1007,9 +992,6 @@
         <w:bidi/>
         <w:spacing w:after="140"/>
         <w:jc w:val="both"/>
-        <w:rPr>
-          <w:rFonts w:hint="eastAsia"/>
-        </w:rPr>
       </w:pPr>
       <w:r>
         <w:rPr>
@@ -1025,17 +1007,356 @@
         <w:bidi/>
         <w:spacing w:after="140"/>
         <w:jc w:val="both"/>
-        <w:rPr>
-          <w:rFonts w:hint="eastAsia"/>
-        </w:rPr>
-      </w:pPr>
-      <w:r>
-        <w:rPr>
-          <w:rFonts w:cs="David"/>
-          <w:szCs w:val="24"/>
-          <w:rtl/>
-        </w:rPr>
-        <w:t xml:space="preserve">ההקשר הרחב הוא שינוי בהרכב הזיהום הימי בישראל. מאז שנות ה-2000 חלה ירידה חדה בזיהום ממקורות נקודתיים, ובכלל זה ירידה של כ-90% במתכות כבדות ובדשנים המוזרמים לנחל הקישון ולנחלי </w:t>
+      </w:pPr>
+      <w:r>
+        <w:rPr>
+          <w:rFonts w:cs="David"/>
+          <w:szCs w:val="24"/>
+          <w:rtl/>
+        </w:rPr>
+        <w:t xml:space="preserve">ההקשר הרחב הוא שינוי בהרכב הזיהום הימי בישראל. </w:t>
+      </w:r>
+      <w:proofErr w:type="spellStart"/>
+      <w:r>
+        <w:rPr>
+          <w:rFonts w:cs="David"/>
+          <w:szCs w:val="24"/>
+          <w:rtl/>
+        </w:rPr>
+        <w:t>מאז</w:t>
+      </w:r>
+      <w:proofErr w:type="spellEnd"/>
+      <w:r>
+        <w:rPr>
+          <w:rFonts w:cs="David"/>
+          <w:szCs w:val="24"/>
+          <w:rtl/>
+        </w:rPr>
+        <w:t xml:space="preserve"> </w:t>
+      </w:r>
+      <w:proofErr w:type="spellStart"/>
+      <w:r>
+        <w:rPr>
+          <w:rFonts w:cs="David"/>
+          <w:szCs w:val="24"/>
+          <w:rtl/>
+        </w:rPr>
+        <w:t>שנות</w:t>
+      </w:r>
+      <w:proofErr w:type="spellEnd"/>
+      <w:r>
+        <w:rPr>
+          <w:rFonts w:cs="David"/>
+          <w:szCs w:val="24"/>
+          <w:rtl/>
+        </w:rPr>
+        <w:t xml:space="preserve"> ה-2000 </w:t>
+      </w:r>
+      <w:proofErr w:type="spellStart"/>
+      <w:r>
+        <w:rPr>
+          <w:rFonts w:cs="David"/>
+          <w:szCs w:val="24"/>
+          <w:rtl/>
+        </w:rPr>
+        <w:t>חלה</w:t>
+      </w:r>
+      <w:proofErr w:type="spellEnd"/>
+      <w:r>
+        <w:rPr>
+          <w:rFonts w:cs="David"/>
+          <w:szCs w:val="24"/>
+          <w:rtl/>
+        </w:rPr>
+        <w:t xml:space="preserve"> </w:t>
+      </w:r>
+      <w:proofErr w:type="spellStart"/>
+      <w:r>
+        <w:rPr>
+          <w:rFonts w:cs="David"/>
+          <w:szCs w:val="24"/>
+          <w:rtl/>
+        </w:rPr>
+        <w:t>ירידה</w:t>
+      </w:r>
+      <w:proofErr w:type="spellEnd"/>
+      <w:r>
+        <w:rPr>
+          <w:rFonts w:cs="David"/>
+          <w:szCs w:val="24"/>
+          <w:rtl/>
+        </w:rPr>
+        <w:t xml:space="preserve"> </w:t>
+      </w:r>
+      <w:proofErr w:type="spellStart"/>
+      <w:r>
+        <w:rPr>
+          <w:rFonts w:cs="David"/>
+          <w:szCs w:val="24"/>
+          <w:rtl/>
+        </w:rPr>
+        <w:t>חדה</w:t>
+      </w:r>
+      <w:proofErr w:type="spellEnd"/>
+      <w:r>
+        <w:rPr>
+          <w:rFonts w:cs="David"/>
+          <w:szCs w:val="24"/>
+          <w:rtl/>
+        </w:rPr>
+        <w:t xml:space="preserve"> </w:t>
+      </w:r>
+      <w:proofErr w:type="spellStart"/>
+      <w:r>
+        <w:rPr>
+          <w:rFonts w:cs="David"/>
+          <w:szCs w:val="24"/>
+          <w:rtl/>
+        </w:rPr>
+        <w:t>בזיהום</w:t>
+      </w:r>
+      <w:proofErr w:type="spellEnd"/>
+      <w:r>
+        <w:rPr>
+          <w:rFonts w:cs="David"/>
+          <w:szCs w:val="24"/>
+          <w:rtl/>
+        </w:rPr>
+        <w:t xml:space="preserve"> </w:t>
+      </w:r>
+      <w:proofErr w:type="spellStart"/>
+      <w:r>
+        <w:rPr>
+          <w:rFonts w:cs="David"/>
+          <w:szCs w:val="24"/>
+          <w:rtl/>
+        </w:rPr>
+        <w:t>ממקורות</w:t>
+      </w:r>
+      <w:proofErr w:type="spellEnd"/>
+      <w:r>
+        <w:rPr>
+          <w:rFonts w:cs="David"/>
+          <w:szCs w:val="24"/>
+          <w:rtl/>
+        </w:rPr>
+        <w:t xml:space="preserve"> </w:t>
+      </w:r>
+      <w:proofErr w:type="spellStart"/>
+      <w:r>
+        <w:rPr>
+          <w:rFonts w:cs="David"/>
+          <w:szCs w:val="24"/>
+          <w:rtl/>
+        </w:rPr>
+        <w:t>נקודתיים</w:t>
+      </w:r>
+      <w:proofErr w:type="spellEnd"/>
+      <w:r>
+        <w:rPr>
+          <w:rFonts w:cs="David"/>
+          <w:szCs w:val="24"/>
+          <w:rtl/>
+        </w:rPr>
+        <w:t xml:space="preserve">, </w:t>
+      </w:r>
+      <w:proofErr w:type="spellStart"/>
+      <w:r>
+        <w:rPr>
+          <w:rFonts w:cs="David"/>
+          <w:szCs w:val="24"/>
+          <w:rtl/>
+        </w:rPr>
+        <w:t>ובכלל</w:t>
+      </w:r>
+      <w:proofErr w:type="spellEnd"/>
+      <w:r>
+        <w:rPr>
+          <w:rFonts w:cs="David"/>
+          <w:szCs w:val="24"/>
+          <w:rtl/>
+        </w:rPr>
+        <w:t xml:space="preserve"> </w:t>
+      </w:r>
+      <w:proofErr w:type="spellStart"/>
+      <w:r>
+        <w:rPr>
+          <w:rFonts w:cs="David"/>
+          <w:szCs w:val="24"/>
+          <w:rtl/>
+        </w:rPr>
+        <w:t>זה</w:t>
+      </w:r>
+      <w:proofErr w:type="spellEnd"/>
+      <w:r>
+        <w:rPr>
+          <w:rFonts w:cs="David"/>
+          <w:szCs w:val="24"/>
+          <w:rtl/>
+        </w:rPr>
+        <w:t xml:space="preserve"> </w:t>
+      </w:r>
+      <w:proofErr w:type="spellStart"/>
+      <w:r>
+        <w:rPr>
+          <w:rFonts w:cs="David"/>
+          <w:szCs w:val="24"/>
+          <w:rtl/>
+        </w:rPr>
+        <w:t>ירידה</w:t>
+      </w:r>
+      <w:proofErr w:type="spellEnd"/>
+      <w:r>
+        <w:rPr>
+          <w:rFonts w:cs="David"/>
+          <w:szCs w:val="24"/>
+          <w:rtl/>
+        </w:rPr>
+        <w:t xml:space="preserve"> </w:t>
+      </w:r>
+      <w:proofErr w:type="spellStart"/>
+      <w:r>
+        <w:rPr>
+          <w:rFonts w:cs="David"/>
+          <w:szCs w:val="24"/>
+          <w:rtl/>
+        </w:rPr>
+        <w:t>של</w:t>
+      </w:r>
+      <w:proofErr w:type="spellEnd"/>
+      <w:r>
+        <w:rPr>
+          <w:rFonts w:cs="David"/>
+          <w:szCs w:val="24"/>
+          <w:rtl/>
+        </w:rPr>
+        <w:t xml:space="preserve"> כ-90% </w:t>
+      </w:r>
+      <w:proofErr w:type="spellStart"/>
+      <w:r>
+        <w:rPr>
+          <w:rFonts w:cs="David"/>
+          <w:szCs w:val="24"/>
+          <w:rtl/>
+        </w:rPr>
+        <w:t>במתכות</w:t>
+      </w:r>
+      <w:proofErr w:type="spellEnd"/>
+      <w:r>
+        <w:rPr>
+          <w:rFonts w:cs="David"/>
+          <w:szCs w:val="24"/>
+          <w:rtl/>
+        </w:rPr>
+        <w:t xml:space="preserve"> </w:t>
+      </w:r>
+      <w:proofErr w:type="spellStart"/>
+      <w:r>
+        <w:rPr>
+          <w:rFonts w:cs="David"/>
+          <w:szCs w:val="24"/>
+          <w:rtl/>
+        </w:rPr>
+        <w:t>כבדות</w:t>
+      </w:r>
+      <w:proofErr w:type="spellEnd"/>
+      <w:r>
+        <w:rPr>
+          <w:rFonts w:cs="David"/>
+          <w:szCs w:val="24"/>
+          <w:rtl/>
+        </w:rPr>
+        <w:t xml:space="preserve"> </w:t>
+      </w:r>
+      <w:proofErr w:type="spellStart"/>
+      <w:r>
+        <w:rPr>
+          <w:rFonts w:cs="David"/>
+          <w:szCs w:val="24"/>
+          <w:rtl/>
+        </w:rPr>
+        <w:t>ובדשנים</w:t>
+      </w:r>
+      <w:proofErr w:type="spellEnd"/>
+      <w:r>
+        <w:rPr>
+          <w:rFonts w:cs="David"/>
+          <w:szCs w:val="24"/>
+          <w:rtl/>
+        </w:rPr>
+        <w:t xml:space="preserve"> </w:t>
+      </w:r>
+      <w:proofErr w:type="spellStart"/>
+      <w:r>
+        <w:rPr>
+          <w:rFonts w:cs="David"/>
+          <w:szCs w:val="24"/>
+          <w:rtl/>
+        </w:rPr>
+        <w:t>המוזרמים</w:t>
+      </w:r>
+      <w:proofErr w:type="spellEnd"/>
+      <w:r>
+        <w:rPr>
+          <w:rFonts w:cs="David"/>
+          <w:szCs w:val="24"/>
+          <w:rtl/>
+        </w:rPr>
+        <w:t xml:space="preserve"> </w:t>
+      </w:r>
+      <w:proofErr w:type="spellStart"/>
+      <w:r>
+        <w:rPr>
+          <w:rFonts w:cs="David"/>
+          <w:szCs w:val="24"/>
+          <w:rtl/>
+        </w:rPr>
+        <w:t>לנחל</w:t>
+      </w:r>
+      <w:proofErr w:type="spellEnd"/>
+      <w:r>
+        <w:rPr>
+          <w:rFonts w:cs="David"/>
+          <w:szCs w:val="24"/>
+          <w:rtl/>
+        </w:rPr>
+        <w:t xml:space="preserve"> </w:t>
+      </w:r>
+      <w:proofErr w:type="spellStart"/>
+      <w:r>
+        <w:rPr>
+          <w:rFonts w:cs="David"/>
+          <w:szCs w:val="24"/>
+          <w:rtl/>
+        </w:rPr>
+        <w:t>הקישון</w:t>
+      </w:r>
+      <w:proofErr w:type="spellEnd"/>
+      <w:r>
+        <w:rPr>
+          <w:rFonts w:cs="David"/>
+          <w:szCs w:val="24"/>
+          <w:rtl/>
+        </w:rPr>
+        <w:t xml:space="preserve"> </w:t>
+      </w:r>
+      <w:proofErr w:type="spellStart"/>
+      <w:r>
+        <w:rPr>
+          <w:rFonts w:cs="David"/>
+          <w:szCs w:val="24"/>
+          <w:rtl/>
+        </w:rPr>
+        <w:t>ולנחלי</w:t>
+      </w:r>
+      <w:proofErr w:type="spellEnd"/>
+      <w:r>
+        <w:rPr>
+          <w:rFonts w:cs="David"/>
+          <w:szCs w:val="24"/>
+          <w:rtl/>
+        </w:rPr>
+        <w:t xml:space="preserve"> </w:t>
       </w:r>
       <w:proofErr w:type="spellStart"/>
       <w:r>
@@ -1204,9 +1525,6 @@
         <w:bidi/>
         <w:spacing w:after="140"/>
         <w:jc w:val="both"/>
-        <w:rPr>
-          <w:rFonts w:hint="eastAsia"/>
-        </w:rPr>
       </w:pPr>
       <w:r>
         <w:rPr>
@@ -1222,9 +1540,6 @@
         <w:keepNext/>
         <w:bidi/>
         <w:spacing w:before="320" w:after="160"/>
-        <w:rPr>
-          <w:rFonts w:hint="eastAsia"/>
-        </w:rPr>
       </w:pPr>
       <w:r>
         <w:rPr>
@@ -1246,9 +1561,6 @@
         <w:keepNext/>
         <w:bidi/>
         <w:spacing w:before="200" w:after="80"/>
-        <w:rPr>
-          <w:rFonts w:hint="eastAsia"/>
-        </w:rPr>
       </w:pPr>
       <w:r>
         <w:rPr>
@@ -1268,9 +1580,6 @@
         <w:bidi/>
         <w:spacing w:after="140"/>
         <w:jc w:val="both"/>
-        <w:rPr>
-          <w:rFonts w:hint="eastAsia"/>
-        </w:rPr>
       </w:pPr>
       <w:r>
         <w:rPr>
@@ -1656,9 +1965,6 @@
         <w:bidi/>
         <w:spacing w:after="140"/>
         <w:jc w:val="both"/>
-        <w:rPr>
-          <w:rFonts w:hint="eastAsia"/>
-        </w:rPr>
       </w:pPr>
       <w:r>
         <w:rPr>
@@ -1674,9 +1980,6 @@
         <w:keepNext/>
         <w:bidi/>
         <w:spacing w:before="200" w:after="80"/>
-        <w:rPr>
-          <w:rFonts w:hint="eastAsia"/>
-        </w:rPr>
       </w:pPr>
       <w:r>
         <w:rPr>
@@ -1696,9 +1999,6 @@
         <w:bidi/>
         <w:spacing w:after="140"/>
         <w:jc w:val="both"/>
-        <w:rPr>
-          <w:rFonts w:hint="eastAsia"/>
-        </w:rPr>
       </w:pPr>
       <w:r>
         <w:rPr>
@@ -1714,9 +2014,6 @@
         <w:bidi/>
         <w:spacing w:after="140"/>
         <w:jc w:val="both"/>
-        <w:rPr>
-          <w:rFonts w:hint="eastAsia"/>
-        </w:rPr>
       </w:pPr>
       <w:r>
         <w:rPr>
@@ -1732,9 +2029,6 @@
         <w:bidi/>
         <w:spacing w:after="140"/>
         <w:jc w:val="both"/>
-        <w:rPr>
-          <w:rFonts w:hint="eastAsia"/>
-        </w:rPr>
       </w:pPr>
       <w:r>
         <w:rPr>
@@ -1750,9 +2044,6 @@
         <w:bidi/>
         <w:spacing w:after="140"/>
         <w:jc w:val="both"/>
-        <w:rPr>
-          <w:rFonts w:hint="eastAsia"/>
-        </w:rPr>
       </w:pPr>
       <w:r>
         <w:rPr>
@@ -1768,9 +2059,6 @@
         <w:keepNext/>
         <w:bidi/>
         <w:spacing w:before="200" w:after="80"/>
-        <w:rPr>
-          <w:rFonts w:hint="eastAsia"/>
-        </w:rPr>
       </w:pPr>
       <w:r>
         <w:rPr>
@@ -1790,9 +2078,6 @@
         <w:bidi/>
         <w:spacing w:after="140"/>
         <w:jc w:val="both"/>
-        <w:rPr>
-          <w:rFonts w:hint="eastAsia"/>
-        </w:rPr>
       </w:pPr>
       <w:r>
         <w:rPr>
@@ -1808,9 +2093,6 @@
         <w:bidi/>
         <w:spacing w:after="140"/>
         <w:jc w:val="both"/>
-        <w:rPr>
-          <w:rFonts w:hint="eastAsia"/>
-        </w:rPr>
       </w:pPr>
       <w:r>
         <w:rPr>
@@ -1826,9 +2108,6 @@
         <w:keepNext/>
         <w:bidi/>
         <w:spacing w:before="200" w:after="80"/>
-        <w:rPr>
-          <w:rFonts w:hint="eastAsia"/>
-        </w:rPr>
       </w:pPr>
       <w:r>
         <w:rPr>
@@ -1848,9 +2127,6 @@
         <w:bidi/>
         <w:spacing w:after="140"/>
         <w:jc w:val="both"/>
-        <w:rPr>
-          <w:rFonts w:hint="eastAsia"/>
-        </w:rPr>
       </w:pPr>
       <w:r>
         <w:rPr>
@@ -1866,9 +2142,6 @@
         <w:bidi/>
         <w:spacing w:after="140"/>
         <w:jc w:val="both"/>
-        <w:rPr>
-          <w:rFonts w:hint="eastAsia"/>
-        </w:rPr>
       </w:pPr>
       <w:proofErr w:type="spellStart"/>
       <w:r>
@@ -1935,9 +2208,6 @@
         <w:spacing w:after="60"/>
         <w:ind w:right="425"/>
         <w:jc w:val="both"/>
-        <w:rPr>
-          <w:rFonts w:hint="eastAsia"/>
-        </w:rPr>
       </w:pPr>
       <w:r>
         <w:rPr>
@@ -1970,9 +2240,6 @@
         <w:spacing w:after="60"/>
         <w:ind w:right="425"/>
         <w:jc w:val="both"/>
-        <w:rPr>
-          <w:rFonts w:hint="eastAsia"/>
-        </w:rPr>
       </w:pPr>
       <w:r>
         <w:rPr>
@@ -2004,9 +2271,6 @@
         <w:spacing w:after="60"/>
         <w:ind w:right="425"/>
         <w:jc w:val="both"/>
-        <w:rPr>
-          <w:rFonts w:hint="eastAsia"/>
-        </w:rPr>
       </w:pPr>
       <w:r>
         <w:rPr>
@@ -2032,9 +2296,6 @@
         <w:bidi/>
         <w:spacing w:after="140"/>
         <w:jc w:val="both"/>
-        <w:rPr>
-          <w:rFonts w:hint="eastAsia"/>
-        </w:rPr>
       </w:pPr>
       <w:r>
         <w:rPr>
@@ -2049,9 +2310,6 @@
       <w:pPr>
         <w:spacing w:before="160" w:after="40"/>
         <w:jc w:val="center"/>
-        <w:rPr>
-          <w:rFonts w:hint="eastAsia"/>
-        </w:rPr>
       </w:pPr>
       <w:r>
         <w:rPr>
@@ -2099,9 +2357,6 @@
         <w:bidi/>
         <w:spacing w:after="240"/>
         <w:jc w:val="center"/>
-        <w:rPr>
-          <w:rFonts w:hint="eastAsia"/>
-        </w:rPr>
       </w:pPr>
       <w:r>
         <w:rPr>
@@ -2119,9 +2374,6 @@
         <w:bidi/>
         <w:spacing w:after="140"/>
         <w:jc w:val="both"/>
-        <w:rPr>
-          <w:rFonts w:hint="eastAsia"/>
-        </w:rPr>
       </w:pPr>
       <w:r>
         <w:rPr>
@@ -2166,9 +2418,6 @@
             <w:pPr>
               <w:bidi/>
               <w:spacing w:before="40" w:after="40"/>
-              <w:rPr>
-                <w:rFonts w:hint="eastAsia"/>
-              </w:rPr>
             </w:pPr>
             <w:r>
               <w:rPr>
@@ -2191,9 +2440,6 @@
             <w:pPr>
               <w:bidi/>
               <w:spacing w:before="40" w:after="40"/>
-              <w:rPr>
-                <w:rFonts w:hint="eastAsia"/>
-              </w:rPr>
             </w:pPr>
             <w:r>
               <w:rPr>
@@ -2221,9 +2467,6 @@
             <w:pPr>
               <w:bidi/>
               <w:spacing w:before="40" w:after="40"/>
-              <w:rPr>
-                <w:rFonts w:hint="eastAsia"/>
-              </w:rPr>
             </w:pPr>
             <w:r>
               <w:rPr>
@@ -2244,9 +2487,6 @@
             <w:pPr>
               <w:bidi/>
               <w:spacing w:before="40" w:after="40"/>
-              <w:rPr>
-                <w:rFonts w:hint="eastAsia"/>
-              </w:rPr>
             </w:pPr>
             <w:r>
               <w:rPr>
@@ -2272,9 +2512,6 @@
             <w:pPr>
               <w:bidi/>
               <w:spacing w:before="40" w:after="40"/>
-              <w:rPr>
-                <w:rFonts w:hint="eastAsia"/>
-              </w:rPr>
             </w:pPr>
             <w:r>
               <w:rPr>
@@ -2295,9 +2532,6 @@
             <w:pPr>
               <w:bidi/>
               <w:spacing w:before="40" w:after="40"/>
-              <w:rPr>
-                <w:rFonts w:hint="eastAsia"/>
-              </w:rPr>
             </w:pPr>
             <w:r>
               <w:rPr>
@@ -2323,9 +2557,6 @@
             <w:pPr>
               <w:bidi/>
               <w:spacing w:before="40" w:after="40"/>
-              <w:rPr>
-                <w:rFonts w:hint="eastAsia"/>
-              </w:rPr>
             </w:pPr>
             <w:r>
               <w:rPr>
@@ -2346,9 +2577,6 @@
             <w:pPr>
               <w:bidi/>
               <w:spacing w:before="40" w:after="40"/>
-              <w:rPr>
-                <w:rFonts w:hint="eastAsia"/>
-              </w:rPr>
             </w:pPr>
             <w:r>
               <w:rPr>
@@ -2374,9 +2602,6 @@
             <w:pPr>
               <w:bidi/>
               <w:spacing w:before="40" w:after="40"/>
-              <w:rPr>
-                <w:rFonts w:hint="eastAsia"/>
-              </w:rPr>
             </w:pPr>
             <w:r>
               <w:rPr>
@@ -2397,9 +2622,6 @@
             <w:pPr>
               <w:bidi/>
               <w:spacing w:before="40" w:after="40"/>
-              <w:rPr>
-                <w:rFonts w:hint="eastAsia"/>
-              </w:rPr>
             </w:pPr>
             <w:r>
               <w:rPr>
@@ -2417,9 +2639,6 @@
     <w:p>
       <w:pPr>
         <w:spacing w:after="80"/>
-        <w:rPr>
-          <w:rFonts w:hint="eastAsia"/>
-        </w:rPr>
       </w:pPr>
     </w:p>
     <w:p>
@@ -2427,9 +2646,6 @@
         <w:bidi/>
         <w:spacing w:after="140"/>
         <w:jc w:val="both"/>
-        <w:rPr>
-          <w:rFonts w:hint="eastAsia"/>
-        </w:rPr>
       </w:pPr>
       <w:r>
         <w:rPr>
@@ -2445,9 +2661,6 @@
         <w:bidi/>
         <w:spacing w:after="140"/>
         <w:jc w:val="both"/>
-        <w:rPr>
-          <w:rFonts w:hint="eastAsia"/>
-        </w:rPr>
       </w:pPr>
       <w:r>
         <w:rPr>
@@ -2462,9 +2675,6 @@
       <w:pPr>
         <w:spacing w:before="160" w:after="40"/>
         <w:jc w:val="center"/>
-        <w:rPr>
-          <w:rFonts w:hint="eastAsia"/>
-        </w:rPr>
       </w:pPr>
       <w:r>
         <w:rPr>
@@ -2513,9 +2723,6 @@
         <w:bidi/>
         <w:spacing w:after="240"/>
         <w:jc w:val="center"/>
-        <w:rPr>
-          <w:rFonts w:hint="eastAsia"/>
-        </w:rPr>
       </w:pPr>
       <w:r>
         <w:rPr>
@@ -2533,9 +2740,6 @@
         <w:bidi/>
         <w:spacing w:after="140"/>
         <w:jc w:val="both"/>
-        <w:rPr>
-          <w:rFonts w:hint="eastAsia"/>
-        </w:rPr>
       </w:pPr>
       <w:r>
         <w:rPr>
@@ -2561,9 +2765,6 @@
         <w:bidi/>
         <w:spacing w:after="140"/>
         <w:jc w:val="both"/>
-        <w:rPr>
-          <w:rFonts w:hint="eastAsia"/>
-        </w:rPr>
       </w:pPr>
       <w:r>
         <w:rPr>
@@ -2589,9 +2790,6 @@
         <w:keepNext/>
         <w:bidi/>
         <w:spacing w:before="200" w:after="80"/>
-        <w:rPr>
-          <w:rFonts w:hint="eastAsia"/>
-        </w:rPr>
       </w:pPr>
       <w:r>
         <w:rPr>
@@ -2611,9 +2809,6 @@
         <w:bidi/>
         <w:spacing w:after="140"/>
         <w:jc w:val="both"/>
-        <w:rPr>
-          <w:rFonts w:hint="eastAsia"/>
-        </w:rPr>
       </w:pPr>
       <w:proofErr w:type="spellStart"/>
       <w:r>
@@ -2693,9 +2888,6 @@
         <w:bidi/>
         <w:spacing w:after="140"/>
         <w:jc w:val="both"/>
-        <w:rPr>
-          <w:rFonts w:hint="eastAsia"/>
-        </w:rPr>
       </w:pPr>
       <w:proofErr w:type="spellStart"/>
       <w:r>
@@ -2799,9 +2991,6 @@
         <w:bidi/>
         <w:spacing w:after="140"/>
         <w:jc w:val="both"/>
-        <w:rPr>
-          <w:rFonts w:hint="eastAsia"/>
-        </w:rPr>
       </w:pPr>
       <w:r>
         <w:rPr>
@@ -2827,9 +3016,6 @@
         <w:bidi/>
         <w:spacing w:after="140"/>
         <w:jc w:val="both"/>
-        <w:rPr>
-          <w:rFonts w:hint="eastAsia"/>
-        </w:rPr>
       </w:pPr>
       <w:r>
         <w:rPr>
@@ -2855,9 +3041,6 @@
         <w:bidi/>
         <w:spacing w:after="140"/>
         <w:jc w:val="both"/>
-        <w:rPr>
-          <w:rFonts w:hint="eastAsia"/>
-        </w:rPr>
       </w:pPr>
       <w:r>
         <w:rPr>
@@ -2874,9 +3057,6 @@
         <w:keepNext/>
         <w:bidi/>
         <w:spacing w:before="200" w:after="80"/>
-        <w:rPr>
-          <w:rFonts w:hint="eastAsia"/>
-        </w:rPr>
       </w:pPr>
       <w:r>
         <w:rPr>
@@ -2896,9 +3076,6 @@
         <w:bidi/>
         <w:spacing w:after="140"/>
         <w:jc w:val="both"/>
-        <w:rPr>
-          <w:rFonts w:hint="eastAsia"/>
-        </w:rPr>
       </w:pPr>
       <w:r>
         <w:rPr>
@@ -2924,9 +3101,6 @@
         <w:bidi/>
         <w:spacing w:after="140"/>
         <w:jc w:val="both"/>
-        <w:rPr>
-          <w:rFonts w:hint="eastAsia"/>
-        </w:rPr>
       </w:pPr>
       <w:r>
         <w:rPr>
@@ -2941,9 +3115,6 @@
       <w:pPr>
         <w:spacing w:before="160" w:after="40"/>
         <w:jc w:val="center"/>
-        <w:rPr>
-          <w:rFonts w:hint="eastAsia"/>
-        </w:rPr>
       </w:pPr>
       <w:r>
         <w:rPr>
@@ -2991,9 +3162,6 @@
         <w:bidi/>
         <w:spacing w:after="240"/>
         <w:jc w:val="center"/>
-        <w:rPr>
-          <w:rFonts w:hint="eastAsia"/>
-        </w:rPr>
       </w:pPr>
       <w:r>
         <w:rPr>
@@ -3011,9 +3179,6 @@
         <w:bidi/>
         <w:spacing w:after="140"/>
         <w:jc w:val="both"/>
-        <w:rPr>
-          <w:rFonts w:hint="eastAsia"/>
-        </w:rPr>
       </w:pPr>
       <w:r>
         <w:rPr>
@@ -3039,9 +3204,6 @@
         <w:bidi/>
         <w:spacing w:after="140"/>
         <w:jc w:val="both"/>
-        <w:rPr>
-          <w:rFonts w:hint="eastAsia"/>
-        </w:rPr>
       </w:pPr>
       <w:r>
         <w:rPr>
@@ -3057,9 +3219,6 @@
         <w:bidi/>
         <w:spacing w:after="140"/>
         <w:jc w:val="both"/>
-        <w:rPr>
-          <w:rFonts w:hint="eastAsia"/>
-        </w:rPr>
       </w:pPr>
       <w:r>
         <w:rPr>
@@ -3094,9 +3253,6 @@
         <w:bidi/>
         <w:spacing w:after="140"/>
         <w:jc w:val="both"/>
-        <w:rPr>
-          <w:rFonts w:hint="eastAsia"/>
-        </w:rPr>
       </w:pPr>
       <w:r>
         <w:rPr>
@@ -3122,9 +3278,6 @@
         <w:keepNext/>
         <w:bidi/>
         <w:spacing w:before="200" w:after="80"/>
-        <w:rPr>
-          <w:rFonts w:hint="eastAsia"/>
-        </w:rPr>
       </w:pPr>
       <w:r>
         <w:rPr>
@@ -3144,9 +3297,6 @@
         <w:bidi/>
         <w:spacing w:after="140"/>
         <w:jc w:val="both"/>
-        <w:rPr>
-          <w:rFonts w:hint="eastAsia"/>
-        </w:rPr>
       </w:pPr>
       <w:r>
         <w:rPr>
@@ -3162,9 +3312,6 @@
         <w:bidi/>
         <w:spacing w:after="140"/>
         <w:jc w:val="both"/>
-        <w:rPr>
-          <w:rFonts w:hint="eastAsia"/>
-        </w:rPr>
       </w:pPr>
       <w:r>
         <w:rPr>
@@ -3190,9 +3337,6 @@
         <w:bidi/>
         <w:spacing w:after="140"/>
         <w:jc w:val="both"/>
-        <w:rPr>
-          <w:rFonts w:hint="eastAsia"/>
-        </w:rPr>
       </w:pPr>
       <w:r>
         <w:rPr>
@@ -3218,9 +3362,6 @@
         <w:bidi/>
         <w:spacing w:after="140"/>
         <w:jc w:val="both"/>
-        <w:rPr>
-          <w:rFonts w:hint="eastAsia"/>
-        </w:rPr>
       </w:pPr>
       <w:r>
         <w:rPr>
@@ -3246,9 +3387,6 @@
         <w:bidi/>
         <w:spacing w:after="140"/>
         <w:jc w:val="both"/>
-        <w:rPr>
-          <w:rFonts w:hint="eastAsia"/>
-        </w:rPr>
       </w:pPr>
       <w:r>
         <w:rPr>
@@ -3274,9 +3412,6 @@
         <w:bidi/>
         <w:spacing w:after="140"/>
         <w:jc w:val="both"/>
-        <w:rPr>
-          <w:rFonts w:hint="eastAsia"/>
-        </w:rPr>
       </w:pPr>
       <w:r>
         <w:rPr>
@@ -3302,9 +3437,6 @@
         <w:bidi/>
         <w:spacing w:after="140"/>
         <w:jc w:val="both"/>
-        <w:rPr>
-          <w:rFonts w:hint="eastAsia"/>
-        </w:rPr>
       </w:pPr>
       <w:r>
         <w:rPr>
@@ -3320,9 +3452,6 @@
         <w:keepNext/>
         <w:bidi/>
         <w:spacing w:before="320" w:after="160"/>
-        <w:rPr>
-          <w:rFonts w:hint="eastAsia"/>
-        </w:rPr>
       </w:pPr>
       <w:r>
         <w:rPr>
@@ -3343,9 +3472,6 @@
         <w:keepNext/>
         <w:bidi/>
         <w:spacing w:before="200" w:after="80"/>
-        <w:rPr>
-          <w:rFonts w:hint="eastAsia"/>
-        </w:rPr>
       </w:pPr>
       <w:r>
         <w:rPr>
@@ -3365,9 +3491,6 @@
         <w:bidi/>
         <w:spacing w:after="140"/>
         <w:jc w:val="both"/>
-        <w:rPr>
-          <w:rFonts w:hint="eastAsia"/>
-        </w:rPr>
       </w:pPr>
       <w:r>
         <w:rPr>
@@ -3383,9 +3506,6 @@
         <w:keepNext/>
         <w:bidi/>
         <w:spacing w:before="200" w:after="80"/>
-        <w:rPr>
-          <w:rFonts w:hint="eastAsia"/>
-        </w:rPr>
       </w:pPr>
       <w:r>
         <w:rPr>
@@ -3397,6 +3517,7 @@
           <w:szCs w:val="25"/>
           <w:rtl/>
         </w:rPr>
+        <w:lastRenderedPageBreak/>
         <w:t>3.2 רכבת הטיפול</w:t>
       </w:r>
     </w:p>
@@ -3405,9 +3526,6 @@
         <w:bidi/>
         <w:spacing w:after="140"/>
         <w:jc w:val="both"/>
-        <w:rPr>
-          <w:rFonts w:hint="eastAsia"/>
-        </w:rPr>
       </w:pPr>
       <w:r>
         <w:rPr>
@@ -3417,7 +3535,6 @@
           <w:szCs w:val="24"/>
           <w:rtl/>
         </w:rPr>
-        <w:lastRenderedPageBreak/>
         <w:t>שלב 1: איסוף, לכידה והשקעה.</w:t>
       </w:r>
       <w:r>
@@ -3434,9 +3551,6 @@
         <w:bidi/>
         <w:spacing w:after="140"/>
         <w:jc w:val="both"/>
-        <w:rPr>
-          <w:rFonts w:hint="eastAsia"/>
-        </w:rPr>
       </w:pPr>
       <w:r>
         <w:rPr>
@@ -3462,9 +3576,6 @@
         <w:bidi/>
         <w:spacing w:after="140"/>
         <w:jc w:val="both"/>
-        <w:rPr>
-          <w:rFonts w:hint="eastAsia"/>
-        </w:rPr>
       </w:pPr>
       <w:r>
         <w:rPr>
@@ -3490,9 +3601,6 @@
         <w:bidi/>
         <w:spacing w:after="140"/>
         <w:jc w:val="both"/>
-        <w:rPr>
-          <w:rFonts w:hint="eastAsia"/>
-        </w:rPr>
       </w:pPr>
       <w:r>
         <w:rPr>
@@ -3517,9 +3625,6 @@
       <w:pPr>
         <w:spacing w:before="160" w:after="40"/>
         <w:jc w:val="center"/>
-        <w:rPr>
-          <w:rFonts w:hint="eastAsia"/>
-        </w:rPr>
       </w:pPr>
       <w:r>
         <w:rPr>
@@ -3567,9 +3672,6 @@
         <w:bidi/>
         <w:spacing w:after="240"/>
         <w:jc w:val="center"/>
-        <w:rPr>
-          <w:rFonts w:hint="eastAsia"/>
-        </w:rPr>
       </w:pPr>
       <w:r>
         <w:rPr>
@@ -3587,9 +3689,6 @@
         <w:keepNext/>
         <w:bidi/>
         <w:spacing w:before="200" w:after="80"/>
-        <w:rPr>
-          <w:rFonts w:hint="eastAsia"/>
-        </w:rPr>
       </w:pPr>
       <w:r>
         <w:rPr>
@@ -3629,9 +3728,6 @@
             <w:pPr>
               <w:bidi/>
               <w:spacing w:before="40" w:after="40"/>
-              <w:rPr>
-                <w:rFonts w:hint="eastAsia"/>
-              </w:rPr>
             </w:pPr>
             <w:r>
               <w:rPr>
@@ -3654,9 +3750,6 @@
             <w:pPr>
               <w:bidi/>
               <w:spacing w:before="40" w:after="40"/>
-              <w:rPr>
-                <w:rFonts w:hint="eastAsia"/>
-              </w:rPr>
             </w:pPr>
             <w:r>
               <w:rPr>
@@ -3679,9 +3772,6 @@
             <w:pPr>
               <w:bidi/>
               <w:spacing w:before="40" w:after="40"/>
-              <w:rPr>
-                <w:rFonts w:hint="eastAsia"/>
-              </w:rPr>
             </w:pPr>
             <w:r>
               <w:rPr>
@@ -3709,9 +3799,6 @@
             <w:pPr>
               <w:bidi/>
               <w:spacing w:before="40" w:after="40"/>
-              <w:rPr>
-                <w:rFonts w:hint="eastAsia"/>
-              </w:rPr>
             </w:pPr>
             <w:r>
               <w:rPr>
@@ -3732,9 +3819,6 @@
             <w:pPr>
               <w:bidi/>
               <w:spacing w:before="40" w:after="40"/>
-              <w:rPr>
-                <w:rFonts w:hint="eastAsia"/>
-              </w:rPr>
             </w:pPr>
             <w:r>
               <w:rPr>
@@ -3755,9 +3839,6 @@
             <w:pPr>
               <w:bidi/>
               <w:spacing w:before="40" w:after="40"/>
-              <w:rPr>
-                <w:rFonts w:hint="eastAsia"/>
-              </w:rPr>
             </w:pPr>
             <w:r>
               <w:rPr>
@@ -3783,9 +3864,6 @@
             <w:pPr>
               <w:bidi/>
               <w:spacing w:before="40" w:after="40"/>
-              <w:rPr>
-                <w:rFonts w:hint="eastAsia"/>
-              </w:rPr>
             </w:pPr>
             <w:r>
               <w:rPr>
@@ -3806,9 +3884,6 @@
             <w:pPr>
               <w:bidi/>
               <w:spacing w:before="40" w:after="40"/>
-              <w:rPr>
-                <w:rFonts w:hint="eastAsia"/>
-              </w:rPr>
             </w:pPr>
             <w:r>
               <w:rPr>
@@ -3829,9 +3904,6 @@
             <w:pPr>
               <w:bidi/>
               <w:spacing w:before="40" w:after="40"/>
-              <w:rPr>
-                <w:rFonts w:hint="eastAsia"/>
-              </w:rPr>
             </w:pPr>
             <w:r>
               <w:rPr>
@@ -3857,9 +3929,6 @@
             <w:pPr>
               <w:bidi/>
               <w:spacing w:before="40" w:after="40"/>
-              <w:rPr>
-                <w:rFonts w:hint="eastAsia"/>
-              </w:rPr>
             </w:pPr>
             <w:r>
               <w:rPr>
@@ -3880,9 +3949,6 @@
             <w:pPr>
               <w:bidi/>
               <w:spacing w:before="40" w:after="40"/>
-              <w:rPr>
-                <w:rFonts w:hint="eastAsia"/>
-              </w:rPr>
             </w:pPr>
             <w:r>
               <w:rPr>
@@ -3903,9 +3969,6 @@
             <w:pPr>
               <w:bidi/>
               <w:spacing w:before="40" w:after="40"/>
-              <w:rPr>
-                <w:rFonts w:hint="eastAsia"/>
-              </w:rPr>
             </w:pPr>
             <w:r>
               <w:rPr>
@@ -3931,9 +3994,6 @@
             <w:pPr>
               <w:bidi/>
               <w:spacing w:before="40" w:after="40"/>
-              <w:rPr>
-                <w:rFonts w:hint="eastAsia"/>
-              </w:rPr>
             </w:pPr>
             <w:r>
               <w:rPr>
@@ -3954,9 +4014,6 @@
             <w:pPr>
               <w:bidi/>
               <w:spacing w:before="40" w:after="40"/>
-              <w:rPr>
-                <w:rFonts w:hint="eastAsia"/>
-              </w:rPr>
             </w:pPr>
             <w:r>
               <w:rPr>
@@ -3977,9 +4034,6 @@
             <w:pPr>
               <w:bidi/>
               <w:spacing w:before="40" w:after="40"/>
-              <w:rPr>
-                <w:rFonts w:hint="eastAsia"/>
-              </w:rPr>
             </w:pPr>
             <w:r>
               <w:rPr>
@@ -3997,9 +4051,6 @@
     <w:p>
       <w:pPr>
         <w:spacing w:after="80"/>
-        <w:rPr>
-          <w:rFonts w:hint="eastAsia"/>
-        </w:rPr>
       </w:pPr>
     </w:p>
     <w:p>
@@ -4007,9 +4058,6 @@
         <w:bidi/>
         <w:spacing w:after="140"/>
         <w:jc w:val="both"/>
-        <w:rPr>
-          <w:rFonts w:hint="eastAsia"/>
-        </w:rPr>
       </w:pPr>
       <w:r>
         <w:rPr>
@@ -4025,9 +4073,6 @@
         <w:keepNext/>
         <w:bidi/>
         <w:spacing w:before="200" w:after="80"/>
-        <w:rPr>
-          <w:rFonts w:hint="eastAsia"/>
-        </w:rPr>
       </w:pPr>
       <w:r>
         <w:rPr>
@@ -4047,17 +4092,14 @@
         <w:bidi/>
         <w:spacing w:after="140"/>
         <w:jc w:val="both"/>
-        <w:rPr>
-          <w:rFonts w:hint="eastAsia"/>
-        </w:rPr>
-      </w:pPr>
-      <w:r>
-        <w:rPr>
-          <w:rFonts w:cs="David"/>
-          <w:szCs w:val="24"/>
-          <w:rtl/>
-        </w:rPr>
-        <w:t xml:space="preserve">הצורך שזוהה בסעיף 2.4 הוא ספציפי: זרימת מזהמים לא מטופלת דרך ארבעה מוצאים, בעוצמה הגבוהה ביותר באירועי הגשם הראשון, המתבטאת בשיעורי חריגה מדידים באיכות מי הרחצה, ובעיקר בהיעדר אמצעי לכידה כלשהו כיום. הפתרון המוצע מתייחס לכל אחד מרכיבי הצורך: הוא ממוקם בדיוק בנקודת ההזרמה, הוא מתוכנן </w:t>
+      </w:pPr>
+      <w:r>
+        <w:rPr>
+          <w:rFonts w:cs="David"/>
+          <w:szCs w:val="24"/>
+          <w:rtl/>
+        </w:rPr>
+        <w:t xml:space="preserve">הצורך שזוהה בסעיף 2.4 הוא ספציפי: זרימת מזהמים לא מטופלת דרך ארבעה מוצאים, בעוצמה הגבוהה ביותר באירועי הגשם הראשון, המתבטאת בשיעורי חריגה מדידים באיכות מי הרחצה, ובעיקר בהיעדר אמצעי לכידה </w:t>
       </w:r>
       <w:r>
         <w:rPr>
@@ -4066,7 +4108,7 @@
           <w:rtl/>
         </w:rPr>
         <w:lastRenderedPageBreak/>
-        <w:t>ללכידת הנפח הראשון שבו מרוכזים המזהמים, הוא כולל שלב לכידת פסולת שכיום נעדר לחלוטין, והוא נותן מענה גם לזרימות הקיץ שבגינן התקבלו פניות ציבור בחודשי יוני ואוגוסט.</w:t>
+        <w:t>כלשהו כיום. הפתרון המוצע מתייחס לכל אחד מרכיבי הצורך: הוא ממוקם בדיוק בנקודת ההזרמה, הוא מתוכנן ללכידת הנפח הראשון שבו מרוכזים המזהמים, הוא כולל שלב לכידת פסולת שכיום נעדר לחלוטין, והוא נותן מענה גם לזרימות הקיץ שבגינן התקבלו פניות ציבור בחודשי יוני ואוגוסט.</w:t>
       </w:r>
     </w:p>
     <w:p>
@@ -4074,9 +4116,6 @@
         <w:keepNext/>
         <w:bidi/>
         <w:spacing w:before="320" w:after="160"/>
-        <w:rPr>
-          <w:rFonts w:hint="eastAsia"/>
-        </w:rPr>
       </w:pPr>
       <w:r>
         <w:rPr>
@@ -4097,9 +4136,6 @@
         <w:keepNext/>
         <w:bidi/>
         <w:spacing w:before="200" w:after="80"/>
-        <w:rPr>
-          <w:rFonts w:hint="eastAsia"/>
-        </w:rPr>
       </w:pPr>
       <w:r>
         <w:rPr>
@@ -4119,9 +4155,6 @@
         <w:bidi/>
         <w:spacing w:after="140"/>
         <w:jc w:val="both"/>
-        <w:rPr>
-          <w:rFonts w:hint="eastAsia"/>
-        </w:rPr>
       </w:pPr>
       <w:r>
         <w:rPr>
@@ -4155,9 +4188,6 @@
         <w:bidi/>
         <w:spacing w:after="140"/>
         <w:jc w:val="both"/>
-        <w:rPr>
-          <w:rFonts w:hint="eastAsia"/>
-        </w:rPr>
       </w:pPr>
       <w:r>
         <w:rPr>
@@ -4209,9 +4239,6 @@
         <w:keepNext/>
         <w:bidi/>
         <w:spacing w:before="200" w:after="80"/>
-        <w:rPr>
-          <w:rFonts w:hint="eastAsia"/>
-        </w:rPr>
       </w:pPr>
       <w:r>
         <w:rPr>
@@ -4231,9 +4258,6 @@
         <w:bidi/>
         <w:spacing w:after="140"/>
         <w:jc w:val="both"/>
-        <w:rPr>
-          <w:rFonts w:hint="eastAsia"/>
-        </w:rPr>
       </w:pPr>
       <w:r>
         <w:rPr>
@@ -4249,9 +4273,6 @@
         <w:bidi/>
         <w:spacing w:after="140"/>
         <w:jc w:val="both"/>
-        <w:rPr>
-          <w:rFonts w:hint="eastAsia"/>
-        </w:rPr>
       </w:pPr>
       <w:r>
         <w:rPr>
@@ -4267,9 +4288,6 @@
         <w:bidi/>
         <w:spacing w:after="140"/>
         <w:jc w:val="both"/>
-        <w:rPr>
-          <w:rFonts w:hint="eastAsia"/>
-        </w:rPr>
       </w:pPr>
       <w:r>
         <w:rPr>
@@ -4285,9 +4303,6 @@
         <w:keepNext/>
         <w:bidi/>
         <w:spacing w:before="200" w:after="80"/>
-        <w:rPr>
-          <w:rFonts w:hint="eastAsia"/>
-        </w:rPr>
       </w:pPr>
       <w:r>
         <w:rPr>
@@ -4307,9 +4322,6 @@
         <w:bidi/>
         <w:spacing w:after="140"/>
         <w:jc w:val="both"/>
-        <w:rPr>
-          <w:rFonts w:hint="eastAsia"/>
-        </w:rPr>
       </w:pPr>
       <w:r>
         <w:rPr>
@@ -4325,9 +4337,6 @@
         <w:bidi/>
         <w:spacing w:after="140"/>
         <w:jc w:val="both"/>
-        <w:rPr>
-          <w:rFonts w:hint="eastAsia"/>
-        </w:rPr>
       </w:pPr>
       <w:r>
         <w:rPr>
@@ -4353,9 +4362,6 @@
         <w:bidi/>
         <w:spacing w:after="140"/>
         <w:jc w:val="both"/>
-        <w:rPr>
-          <w:rFonts w:hint="eastAsia"/>
-        </w:rPr>
       </w:pPr>
       <w:r>
         <w:rPr>
@@ -4381,9 +4387,6 @@
         <w:bidi/>
         <w:spacing w:after="140"/>
         <w:jc w:val="both"/>
-        <w:rPr>
-          <w:rFonts w:hint="eastAsia"/>
-        </w:rPr>
       </w:pPr>
       <w:r>
         <w:rPr>
@@ -4427,9 +4430,6 @@
         <w:keepNext/>
         <w:bidi/>
         <w:spacing w:before="200" w:after="80"/>
-        <w:rPr>
-          <w:rFonts w:hint="eastAsia"/>
-        </w:rPr>
       </w:pPr>
       <w:r>
         <w:rPr>
@@ -4449,9 +4449,6 @@
         <w:bidi/>
         <w:spacing w:after="140"/>
         <w:jc w:val="both"/>
-        <w:rPr>
-          <w:rFonts w:hint="eastAsia"/>
-        </w:rPr>
       </w:pPr>
       <w:r>
         <w:rPr>
@@ -4487,7 +4484,6 @@
         <w:spacing w:after="140"/>
         <w:jc w:val="both"/>
         <w:rPr>
-          <w:rFonts w:hint="cs"/>
           <w:lang w:bidi="he-IL"/>
         </w:rPr>
       </w:pPr>
@@ -4517,9 +4513,6 @@
             <w:pPr>
               <w:bidi/>
               <w:spacing w:before="40" w:after="40"/>
-              <w:rPr>
-                <w:rFonts w:hint="eastAsia"/>
-              </w:rPr>
             </w:pPr>
             <w:proofErr w:type="spellStart"/>
             <w:r>
@@ -4545,9 +4538,6 @@
             <w:pPr>
               <w:bidi/>
               <w:spacing w:before="40" w:after="40"/>
-              <w:rPr>
-                <w:rFonts w:hint="eastAsia"/>
-              </w:rPr>
             </w:pPr>
             <w:r>
               <w:rPr>
@@ -4570,9 +4560,6 @@
             <w:pPr>
               <w:bidi/>
               <w:spacing w:before="40" w:after="40"/>
-              <w:rPr>
-                <w:rFonts w:hint="eastAsia"/>
-              </w:rPr>
             </w:pPr>
             <w:r>
               <w:rPr>
@@ -4600,9 +4587,6 @@
             <w:pPr>
               <w:bidi/>
               <w:spacing w:before="40" w:after="40"/>
-              <w:rPr>
-                <w:rFonts w:hint="eastAsia"/>
-              </w:rPr>
             </w:pPr>
             <w:r>
               <w:rPr>
@@ -4623,9 +4607,6 @@
             <w:pPr>
               <w:bidi/>
               <w:spacing w:before="40" w:after="40"/>
-              <w:rPr>
-                <w:rFonts w:hint="eastAsia"/>
-              </w:rPr>
             </w:pPr>
             <w:r>
               <w:rPr>
@@ -4646,9 +4627,6 @@
             <w:pPr>
               <w:bidi/>
               <w:spacing w:before="40" w:after="40"/>
-              <w:rPr>
-                <w:rFonts w:hint="eastAsia"/>
-              </w:rPr>
             </w:pPr>
             <w:r>
               <w:rPr>
@@ -4674,9 +4652,6 @@
             <w:pPr>
               <w:bidi/>
               <w:spacing w:before="40" w:after="40"/>
-              <w:rPr>
-                <w:rFonts w:hint="eastAsia"/>
-              </w:rPr>
             </w:pPr>
             <w:r>
               <w:rPr>
@@ -4697,9 +4672,6 @@
             <w:pPr>
               <w:bidi/>
               <w:spacing w:before="40" w:after="40"/>
-              <w:rPr>
-                <w:rFonts w:hint="eastAsia"/>
-              </w:rPr>
             </w:pPr>
             <w:r>
               <w:rPr>
@@ -4720,9 +4692,6 @@
             <w:pPr>
               <w:bidi/>
               <w:spacing w:before="40" w:after="40"/>
-              <w:rPr>
-                <w:rFonts w:hint="eastAsia"/>
-              </w:rPr>
             </w:pPr>
             <w:r>
               <w:rPr>
@@ -4748,9 +4717,6 @@
             <w:pPr>
               <w:bidi/>
               <w:spacing w:before="40" w:after="40"/>
-              <w:rPr>
-                <w:rFonts w:hint="eastAsia"/>
-              </w:rPr>
             </w:pPr>
             <w:r>
               <w:rPr>
@@ -4771,9 +4737,6 @@
             <w:pPr>
               <w:bidi/>
               <w:spacing w:before="40" w:after="40"/>
-              <w:rPr>
-                <w:rFonts w:hint="eastAsia"/>
-              </w:rPr>
             </w:pPr>
             <w:r>
               <w:rPr>
@@ -4794,9 +4757,6 @@
             <w:pPr>
               <w:bidi/>
               <w:spacing w:before="40" w:after="40"/>
-              <w:rPr>
-                <w:rFonts w:hint="eastAsia"/>
-              </w:rPr>
             </w:pPr>
           </w:p>
         </w:tc>
@@ -4813,9 +4773,6 @@
             <w:pPr>
               <w:bidi/>
               <w:spacing w:before="40" w:after="40"/>
-              <w:rPr>
-                <w:rFonts w:hint="eastAsia"/>
-              </w:rPr>
             </w:pPr>
             <w:r>
               <w:rPr>
@@ -4836,9 +4793,6 @@
             <w:pPr>
               <w:bidi/>
               <w:spacing w:before="40" w:after="40"/>
-              <w:rPr>
-                <w:rFonts w:hint="eastAsia"/>
-              </w:rPr>
             </w:pPr>
             <w:r>
               <w:rPr>
@@ -4859,9 +4813,6 @@
             <w:pPr>
               <w:bidi/>
               <w:spacing w:before="40" w:after="40"/>
-              <w:rPr>
-                <w:rFonts w:hint="eastAsia"/>
-              </w:rPr>
             </w:pPr>
           </w:p>
         </w:tc>
@@ -4878,9 +4829,6 @@
             <w:pPr>
               <w:bidi/>
               <w:spacing w:before="40" w:after="40"/>
-              <w:rPr>
-                <w:rFonts w:hint="eastAsia"/>
-              </w:rPr>
             </w:pPr>
             <w:r>
               <w:rPr>
@@ -4901,9 +4849,6 @@
             <w:pPr>
               <w:bidi/>
               <w:spacing w:before="40" w:after="40"/>
-              <w:rPr>
-                <w:rFonts w:hint="eastAsia"/>
-              </w:rPr>
             </w:pPr>
             <w:r>
               <w:rPr>
@@ -4924,9 +4869,6 @@
             <w:pPr>
               <w:bidi/>
               <w:spacing w:before="40" w:after="40"/>
-              <w:rPr>
-                <w:rFonts w:hint="eastAsia"/>
-              </w:rPr>
             </w:pPr>
             <w:r>
               <w:rPr>
@@ -4944,9 +4886,6 @@
     <w:p>
       <w:pPr>
         <w:spacing w:after="80"/>
-        <w:rPr>
-          <w:rFonts w:hint="eastAsia"/>
-        </w:rPr>
       </w:pPr>
     </w:p>
     <w:p>
@@ -4954,9 +4893,6 @@
         <w:bidi/>
         <w:spacing w:after="140"/>
         <w:jc w:val="both"/>
-        <w:rPr>
-          <w:rFonts w:hint="eastAsia"/>
-        </w:rPr>
       </w:pPr>
       <w:r>
         <w:rPr>
@@ -4972,9 +4908,6 @@
         <w:bidi/>
         <w:spacing w:after="140"/>
         <w:jc w:val="both"/>
-        <w:rPr>
-          <w:rFonts w:hint="eastAsia"/>
-        </w:rPr>
       </w:pPr>
       <w:r>
         <w:rPr>
@@ -5000,9 +4933,6 @@
         <w:keepNext/>
         <w:bidi/>
         <w:spacing w:before="200" w:after="80"/>
-        <w:rPr>
-          <w:rFonts w:hint="eastAsia"/>
-        </w:rPr>
       </w:pPr>
       <w:r>
         <w:rPr>
@@ -5022,9 +4952,6 @@
         <w:bidi/>
         <w:spacing w:after="140"/>
         <w:jc w:val="both"/>
-        <w:rPr>
-          <w:rFonts w:hint="eastAsia"/>
-        </w:rPr>
       </w:pPr>
       <w:r>
         <w:rPr>
@@ -5040,9 +4967,6 @@
         <w:bidi/>
         <w:spacing w:after="140"/>
         <w:jc w:val="both"/>
-        <w:rPr>
-          <w:rFonts w:hint="eastAsia"/>
-        </w:rPr>
       </w:pPr>
       <w:r>
         <w:rPr>
@@ -5058,9 +4982,6 @@
         <w:keepNext/>
         <w:bidi/>
         <w:spacing w:before="320" w:after="160"/>
-        <w:rPr>
-          <w:rFonts w:hint="eastAsia"/>
-        </w:rPr>
       </w:pPr>
       <w:r>
         <w:rPr>
@@ -5081,9 +5002,6 @@
         <w:keepNext/>
         <w:bidi/>
         <w:spacing w:before="200" w:after="80"/>
-        <w:rPr>
-          <w:rFonts w:hint="eastAsia"/>
-        </w:rPr>
       </w:pPr>
       <w:r>
         <w:rPr>
@@ -5103,9 +5021,6 @@
         <w:bidi/>
         <w:spacing w:after="140"/>
         <w:jc w:val="both"/>
-        <w:rPr>
-          <w:rFonts w:hint="eastAsia"/>
-        </w:rPr>
       </w:pPr>
       <w:r>
         <w:rPr>
@@ -5131,9 +5046,6 @@
         <w:bidi/>
         <w:spacing w:after="140"/>
         <w:jc w:val="both"/>
-        <w:rPr>
-          <w:rFonts w:hint="eastAsia"/>
-        </w:rPr>
       </w:pPr>
       <w:r>
         <w:rPr>
@@ -5159,9 +5071,6 @@
         <w:bidi/>
         <w:spacing w:after="140"/>
         <w:jc w:val="both"/>
-        <w:rPr>
-          <w:rFonts w:hint="eastAsia"/>
-        </w:rPr>
       </w:pPr>
       <w:r>
         <w:rPr>
@@ -5187,9 +5096,6 @@
         <w:bidi/>
         <w:spacing w:after="140"/>
         <w:jc w:val="both"/>
-        <w:rPr>
-          <w:rFonts w:hint="eastAsia"/>
-        </w:rPr>
       </w:pPr>
       <w:r>
         <w:rPr>
@@ -5236,6 +5142,7 @@
           <w:szCs w:val="25"/>
           <w:rtl/>
         </w:rPr>
+        <w:lastRenderedPageBreak/>
         <w:t>5.2 שיתופי פעולה</w:t>
       </w:r>
     </w:p>
@@ -5263,9 +5170,6 @@
             <w:pPr>
               <w:bidi/>
               <w:spacing w:before="40" w:after="40"/>
-              <w:rPr>
-                <w:rFonts w:hint="eastAsia"/>
-              </w:rPr>
             </w:pPr>
             <w:r>
               <w:rPr>
@@ -5288,9 +5192,6 @@
             <w:pPr>
               <w:bidi/>
               <w:spacing w:before="40" w:after="40"/>
-              <w:rPr>
-                <w:rFonts w:hint="eastAsia"/>
-              </w:rPr>
             </w:pPr>
             <w:r>
               <w:rPr>
@@ -5318,9 +5219,6 @@
             <w:pPr>
               <w:bidi/>
               <w:spacing w:before="40" w:after="40"/>
-              <w:rPr>
-                <w:rFonts w:hint="eastAsia"/>
-              </w:rPr>
             </w:pPr>
             <w:r>
               <w:rPr>
@@ -5341,9 +5239,6 @@
             <w:pPr>
               <w:bidi/>
               <w:spacing w:before="40" w:after="40"/>
-              <w:rPr>
-                <w:rFonts w:hint="eastAsia"/>
-              </w:rPr>
             </w:pPr>
             <w:r>
               <w:rPr>
@@ -5369,9 +5264,6 @@
             <w:pPr>
               <w:bidi/>
               <w:spacing w:before="40" w:after="40"/>
-              <w:rPr>
-                <w:rFonts w:hint="eastAsia"/>
-              </w:rPr>
             </w:pPr>
             <w:r>
               <w:rPr>
@@ -5392,9 +5284,6 @@
             <w:pPr>
               <w:bidi/>
               <w:spacing w:before="40" w:after="40"/>
-              <w:rPr>
-                <w:rFonts w:hint="eastAsia"/>
-              </w:rPr>
             </w:pPr>
             <w:r>
               <w:rPr>
@@ -5420,9 +5309,6 @@
             <w:pPr>
               <w:bidi/>
               <w:spacing w:before="40" w:after="40"/>
-              <w:rPr>
-                <w:rFonts w:hint="eastAsia"/>
-              </w:rPr>
             </w:pPr>
             <w:r>
               <w:rPr>
@@ -5443,9 +5329,6 @@
             <w:pPr>
               <w:bidi/>
               <w:spacing w:before="40" w:after="40"/>
-              <w:rPr>
-                <w:rFonts w:hint="eastAsia"/>
-              </w:rPr>
             </w:pPr>
             <w:r>
               <w:rPr>
@@ -5471,9 +5354,6 @@
             <w:pPr>
               <w:bidi/>
               <w:spacing w:before="40" w:after="40"/>
-              <w:rPr>
-                <w:rFonts w:hint="eastAsia"/>
-              </w:rPr>
             </w:pPr>
             <w:r>
               <w:rPr>
@@ -5494,9 +5374,6 @@
             <w:pPr>
               <w:bidi/>
               <w:spacing w:before="40" w:after="40"/>
-              <w:rPr>
-                <w:rFonts w:hint="eastAsia"/>
-              </w:rPr>
             </w:pPr>
             <w:r>
               <w:rPr>
@@ -5522,9 +5399,6 @@
             <w:pPr>
               <w:bidi/>
               <w:spacing w:before="40" w:after="40"/>
-              <w:rPr>
-                <w:rFonts w:hint="eastAsia"/>
-              </w:rPr>
             </w:pPr>
             <w:r>
               <w:rPr>
@@ -5545,9 +5419,6 @@
             <w:pPr>
               <w:bidi/>
               <w:spacing w:before="40" w:after="40"/>
-              <w:rPr>
-                <w:rFonts w:hint="eastAsia"/>
-              </w:rPr>
             </w:pPr>
             <w:r>
               <w:rPr>
@@ -5573,9 +5444,6 @@
             <w:pPr>
               <w:bidi/>
               <w:spacing w:before="40" w:after="40"/>
-              <w:rPr>
-                <w:rFonts w:hint="eastAsia"/>
-              </w:rPr>
             </w:pPr>
             <w:r>
               <w:rPr>
@@ -5596,9 +5464,6 @@
             <w:pPr>
               <w:bidi/>
               <w:spacing w:before="40" w:after="40"/>
-              <w:rPr>
-                <w:rFonts w:hint="eastAsia"/>
-              </w:rPr>
             </w:pPr>
             <w:r>
               <w:rPr>
@@ -5624,9 +5489,6 @@
             <w:pPr>
               <w:bidi/>
               <w:spacing w:before="40" w:after="40"/>
-              <w:rPr>
-                <w:rFonts w:hint="eastAsia"/>
-              </w:rPr>
             </w:pPr>
             <w:r>
               <w:rPr>
@@ -5647,9 +5509,6 @@
             <w:pPr>
               <w:bidi/>
               <w:spacing w:before="40" w:after="40"/>
-              <w:rPr>
-                <w:rFonts w:hint="eastAsia"/>
-              </w:rPr>
             </w:pPr>
             <w:r>
               <w:rPr>
@@ -5675,9 +5534,6 @@
             <w:pPr>
               <w:bidi/>
               <w:spacing w:before="40" w:after="40"/>
-              <w:rPr>
-                <w:rFonts w:hint="eastAsia"/>
-              </w:rPr>
             </w:pPr>
             <w:r>
               <w:rPr>
@@ -5698,9 +5554,6 @@
             <w:pPr>
               <w:bidi/>
               <w:spacing w:before="40" w:after="40"/>
-              <w:rPr>
-                <w:rFonts w:hint="eastAsia"/>
-              </w:rPr>
             </w:pPr>
             <w:r>
               <w:rPr>
@@ -5725,9 +5578,6 @@
         <w:keepNext/>
         <w:bidi/>
         <w:spacing w:before="320" w:after="160"/>
-        <w:rPr>
-          <w:rFonts w:hint="eastAsia"/>
-        </w:rPr>
       </w:pPr>
       <w:r>
         <w:rPr>
@@ -5768,9 +5618,6 @@
             <w:pPr>
               <w:bidi/>
               <w:spacing w:before="40" w:after="40"/>
-              <w:rPr>
-                <w:rFonts w:hint="eastAsia"/>
-              </w:rPr>
             </w:pPr>
             <w:r>
               <w:rPr>
@@ -5793,9 +5640,6 @@
             <w:pPr>
               <w:bidi/>
               <w:spacing w:before="40" w:after="40"/>
-              <w:rPr>
-                <w:rFonts w:hint="eastAsia"/>
-              </w:rPr>
             </w:pPr>
             <w:r>
               <w:rPr>
@@ -5818,9 +5662,6 @@
             <w:pPr>
               <w:bidi/>
               <w:spacing w:before="40" w:after="40"/>
-              <w:rPr>
-                <w:rFonts w:hint="eastAsia"/>
-              </w:rPr>
             </w:pPr>
             <w:r>
               <w:rPr>
@@ -5848,9 +5689,6 @@
             <w:pPr>
               <w:bidi/>
               <w:spacing w:before="40" w:after="40"/>
-              <w:rPr>
-                <w:rFonts w:hint="eastAsia"/>
-              </w:rPr>
             </w:pPr>
             <w:r>
               <w:rPr>
@@ -5871,9 +5709,6 @@
             <w:pPr>
               <w:bidi/>
               <w:spacing w:before="40" w:after="40"/>
-              <w:rPr>
-                <w:rFonts w:hint="eastAsia"/>
-              </w:rPr>
             </w:pPr>
             <w:r>
               <w:rPr>
@@ -5894,9 +5729,6 @@
             <w:pPr>
               <w:bidi/>
               <w:spacing w:before="40" w:after="40"/>
-              <w:rPr>
-                <w:rFonts w:hint="eastAsia"/>
-              </w:rPr>
             </w:pPr>
             <w:r>
               <w:rPr>
@@ -5942,9 +5774,6 @@
             <w:pPr>
               <w:bidi/>
               <w:spacing w:before="40" w:after="40"/>
-              <w:rPr>
-                <w:rFonts w:hint="eastAsia"/>
-              </w:rPr>
             </w:pPr>
             <w:r>
               <w:rPr>
@@ -5965,9 +5794,6 @@
             <w:pPr>
               <w:bidi/>
               <w:spacing w:before="40" w:after="40"/>
-              <w:rPr>
-                <w:rFonts w:hint="eastAsia"/>
-              </w:rPr>
             </w:pPr>
             <w:r>
               <w:rPr>
@@ -5988,9 +5814,6 @@
             <w:pPr>
               <w:bidi/>
               <w:spacing w:before="40" w:after="40"/>
-              <w:rPr>
-                <w:rFonts w:hint="eastAsia"/>
-              </w:rPr>
             </w:pPr>
             <w:r>
               <w:rPr>
@@ -6016,9 +5839,6 @@
             <w:pPr>
               <w:bidi/>
               <w:spacing w:before="40" w:after="40"/>
-              <w:rPr>
-                <w:rFonts w:hint="eastAsia"/>
-              </w:rPr>
             </w:pPr>
             <w:r>
               <w:rPr>
@@ -6040,7 +5860,6 @@
               <w:bidi/>
               <w:spacing w:before="40" w:after="40"/>
               <w:rPr>
-                <w:rFonts w:hint="cs"/>
                 <w:rtl/>
                 <w:lang w:bidi="he-IL"/>
               </w:rPr>
@@ -6064,9 +5883,6 @@
             <w:pPr>
               <w:bidi/>
               <w:spacing w:before="40" w:after="40"/>
-              <w:rPr>
-                <w:rFonts w:hint="eastAsia"/>
-              </w:rPr>
             </w:pPr>
             <w:r>
               <w:rPr>
@@ -6092,9 +5908,6 @@
             <w:pPr>
               <w:bidi/>
               <w:spacing w:before="40" w:after="40"/>
-              <w:rPr>
-                <w:rFonts w:hint="eastAsia"/>
-              </w:rPr>
             </w:pPr>
             <w:r>
               <w:rPr>
@@ -6115,9 +5928,6 @@
             <w:pPr>
               <w:bidi/>
               <w:spacing w:before="40" w:after="40"/>
-              <w:rPr>
-                <w:rFonts w:hint="eastAsia"/>
-              </w:rPr>
             </w:pPr>
             <w:r>
               <w:rPr>
@@ -6138,9 +5948,6 @@
             <w:pPr>
               <w:bidi/>
               <w:spacing w:before="40" w:after="40"/>
-              <w:rPr>
-                <w:rFonts w:hint="eastAsia"/>
-              </w:rPr>
             </w:pPr>
             <w:r>
               <w:rPr>
@@ -6166,9 +5973,6 @@
             <w:pPr>
               <w:bidi/>
               <w:spacing w:before="40" w:after="40"/>
-              <w:rPr>
-                <w:rFonts w:hint="eastAsia"/>
-              </w:rPr>
             </w:pPr>
             <w:r>
               <w:rPr>
@@ -6189,9 +5993,6 @@
             <w:pPr>
               <w:bidi/>
               <w:spacing w:before="40" w:after="40"/>
-              <w:rPr>
-                <w:rFonts w:hint="eastAsia"/>
-              </w:rPr>
             </w:pPr>
             <w:r>
               <w:rPr>
@@ -6212,9 +6013,6 @@
             <w:pPr>
               <w:bidi/>
               <w:spacing w:before="40" w:after="40"/>
-              <w:rPr>
-                <w:rFonts w:hint="eastAsia"/>
-              </w:rPr>
             </w:pPr>
             <w:r>
               <w:rPr>
@@ -6232,9 +6030,6 @@
     <w:p>
       <w:pPr>
         <w:spacing w:after="80"/>
-        <w:rPr>
-          <w:rFonts w:hint="eastAsia"/>
-        </w:rPr>
       </w:pPr>
     </w:p>
     <w:p>
@@ -6242,9 +6037,6 @@
         <w:bidi/>
         <w:spacing w:after="140"/>
         <w:jc w:val="both"/>
-        <w:rPr>
-          <w:rFonts w:hint="eastAsia"/>
-        </w:rPr>
       </w:pPr>
       <w:r>
         <w:rPr>
@@ -6260,9 +6052,6 @@
         <w:keepNext/>
         <w:bidi/>
         <w:spacing w:before="320" w:after="160"/>
-        <w:rPr>
-          <w:rFonts w:hint="eastAsia"/>
-        </w:rPr>
       </w:pPr>
       <w:r>
         <w:rPr>
@@ -6283,9 +6072,6 @@
         <w:bidi/>
         <w:spacing w:after="140"/>
         <w:jc w:val="both"/>
-        <w:rPr>
-          <w:rFonts w:hint="eastAsia"/>
-        </w:rPr>
       </w:pPr>
       <w:r>
         <w:rPr>
@@ -6301,9 +6087,6 @@
         <w:bidi/>
         <w:spacing w:after="140"/>
         <w:jc w:val="both"/>
-        <w:rPr>
-          <w:rFonts w:hint="eastAsia"/>
-        </w:rPr>
       </w:pPr>
       <w:r>
         <w:rPr>
@@ -6319,9 +6102,6 @@
         <w:bidi/>
         <w:spacing w:after="140"/>
         <w:jc w:val="both"/>
-        <w:rPr>
-          <w:rFonts w:hint="eastAsia"/>
-        </w:rPr>
       </w:pPr>
       <w:r>
         <w:rPr>
@@ -6337,9 +6117,6 @@
         <w:bidi/>
         <w:spacing w:after="140"/>
         <w:jc w:val="both"/>
-        <w:rPr>
-          <w:rFonts w:hint="eastAsia"/>
-        </w:rPr>
       </w:pPr>
       <w:r>
         <w:rPr>
@@ -6356,9 +6133,6 @@
         <w:bidi/>
         <w:spacing w:after="140"/>
         <w:jc w:val="both"/>
-        <w:rPr>
-          <w:rFonts w:hint="eastAsia"/>
-        </w:rPr>
       </w:pPr>
       <w:r>
         <w:rPr>
@@ -6374,9 +6148,6 @@
         <w:keepNext/>
         <w:bidi/>
         <w:spacing w:before="320" w:after="160"/>
-        <w:rPr>
-          <w:rFonts w:hint="eastAsia"/>
-        </w:rPr>
       </w:pPr>
       <w:r>
         <w:rPr>
@@ -6397,9 +6168,6 @@
         <w:bidi/>
         <w:spacing w:after="140"/>
         <w:jc w:val="both"/>
-        <w:rPr>
-          <w:rFonts w:hint="eastAsia"/>
-        </w:rPr>
       </w:pPr>
       <w:r>
         <w:rPr>
@@ -6425,9 +6193,6 @@
         <w:bidi/>
         <w:spacing w:after="140"/>
         <w:jc w:val="both"/>
-        <w:rPr>
-          <w:rFonts w:hint="eastAsia"/>
-        </w:rPr>
       </w:pPr>
       <w:r>
         <w:rPr>
@@ -6453,9 +6218,6 @@
         <w:bidi/>
         <w:spacing w:after="140"/>
         <w:jc w:val="both"/>
-        <w:rPr>
-          <w:rFonts w:hint="eastAsia"/>
-        </w:rPr>
       </w:pPr>
       <w:r>
         <w:rPr>
@@ -6481,9 +6243,6 @@
         <w:bidi/>
         <w:spacing w:after="140"/>
         <w:jc w:val="both"/>
-        <w:rPr>
-          <w:rFonts w:hint="eastAsia"/>
-        </w:rPr>
       </w:pPr>
       <w:r>
         <w:rPr>
@@ -6509,9 +6268,6 @@
         <w:bidi/>
         <w:spacing w:after="140"/>
         <w:jc w:val="both"/>
-        <w:rPr>
-          <w:rFonts w:hint="eastAsia"/>
-        </w:rPr>
       </w:pPr>
       <w:r>
         <w:rPr>
@@ -6537,9 +6293,6 @@
         <w:bidi/>
         <w:spacing w:after="140"/>
         <w:jc w:val="both"/>
-        <w:rPr>
-          <w:rFonts w:hint="eastAsia"/>
-        </w:rPr>
       </w:pPr>
       <w:r>
         <w:rPr>
@@ -6717,9 +6470,6 @@
       <w:pPr>
         <w:bidi/>
         <w:spacing w:before="320" w:after="160"/>
-        <w:rPr>
-          <w:rFonts w:hint="eastAsia"/>
-        </w:rPr>
       </w:pPr>
       <w:proofErr w:type="spellStart"/>
       <w:r>
@@ -6743,9 +6493,6 @@
         <w:bidi/>
         <w:spacing w:after="140"/>
         <w:jc w:val="both"/>
-        <w:rPr>
-          <w:rFonts w:hint="eastAsia"/>
-        </w:rPr>
       </w:pPr>
       <w:r>
         <w:rPr>
@@ -6764,7 +6511,6 @@
         <w:spacing w:after="140"/>
         <w:jc w:val="both"/>
         <w:rPr>
-          <w:rFonts w:hint="cs"/>
           <w:lang w:bidi="he-IL"/>
         </w:rPr>
       </w:pPr>
@@ -6784,25 +6530,7 @@
             <w:szCs w:val="24"/>
             <w:rtl/>
           </w:rPr>
-          <w:t>http</w:t>
-        </w:r>
-        <w:r>
-          <w:rPr>
-            <w:rStyle w:val="Hyperlink"/>
-            <w:rFonts w:cs="David"/>
-            <w:szCs w:val="24"/>
-            <w:rtl/>
-          </w:rPr>
-          <w:t>s</w:t>
-        </w:r>
-        <w:r>
-          <w:rPr>
-            <w:rStyle w:val="Hyperlink"/>
-            <w:rFonts w:cs="David"/>
-            <w:szCs w:val="24"/>
-            <w:rtl/>
-          </w:rPr>
-          <w:t>://www.zavit.org.il/כמה-שווה-לך-חוף-נקי/</w:t>
+          <w:t>https://www.zavit.org.il/כמה-שווה-לך-חוף-נקי/</w:t>
         </w:r>
       </w:hyperlink>
       <w:r>
@@ -6820,9 +6548,6 @@
         <w:bidi/>
         <w:spacing w:after="140"/>
         <w:jc w:val="both"/>
-        <w:rPr>
-          <w:rFonts w:hint="eastAsia"/>
-        </w:rPr>
       </w:pPr>
       <w:proofErr w:type="spellStart"/>
       <w:r>
@@ -6902,9 +6627,6 @@
         <w:bidi/>
         <w:spacing w:after="140"/>
         <w:jc w:val="both"/>
-        <w:rPr>
-          <w:rFonts w:hint="eastAsia"/>
-        </w:rPr>
       </w:pPr>
       <w:r>
         <w:rPr>
@@ -6921,7 +6643,6 @@
         <w:spacing w:after="140"/>
         <w:jc w:val="both"/>
         <w:rPr>
-          <w:rFonts w:hint="cs"/>
           <w:lang w:bidi="he-IL"/>
         </w:rPr>
       </w:pPr>
@@ -6941,25 +6662,7 @@
             <w:szCs w:val="24"/>
             <w:rtl/>
           </w:rPr>
-          <w:t>https://www.herzliya.muni.il/uplo</w:t>
-        </w:r>
-        <w:r>
-          <w:rPr>
-            <w:rStyle w:val="Hyperlink"/>
-            <w:rFonts w:cs="David"/>
-            <w:szCs w:val="24"/>
-            <w:rtl/>
-          </w:rPr>
-          <w:t>a</w:t>
-        </w:r>
-        <w:r>
-          <w:rPr>
-            <w:rStyle w:val="Hyperlink"/>
-            <w:rFonts w:cs="David"/>
-            <w:szCs w:val="24"/>
-            <w:rtl/>
-          </w:rPr>
-          <w:t>ds/n/1690718095.2456.pdf</w:t>
+          <w:t>https://www.herzliya.muni.il/uploads/n/1690718095.2456.pdf</w:t>
         </w:r>
       </w:hyperlink>
       <w:r>
@@ -6977,9 +6680,6 @@
         <w:bidi/>
         <w:spacing w:after="140"/>
         <w:jc w:val="both"/>
-        <w:rPr>
-          <w:rFonts w:hint="eastAsia"/>
-        </w:rPr>
       </w:pPr>
       <w:proofErr w:type="spellStart"/>
       <w:r>
@@ -7024,7 +6724,6 @@
         <w:spacing w:after="140"/>
         <w:jc w:val="both"/>
         <w:rPr>
-          <w:rFonts w:hint="cs"/>
           <w:lang w:bidi="he-IL"/>
         </w:rPr>
       </w:pPr>
@@ -7044,25 +6743,7 @@
             <w:szCs w:val="24"/>
             <w:rtl/>
           </w:rPr>
-          <w:t>https://www.kkl.org.il/research_and_development_project</w:t>
-        </w:r>
-        <w:r>
-          <w:rPr>
-            <w:rStyle w:val="Hyperlink"/>
-            <w:rFonts w:cs="David"/>
-            <w:szCs w:val="24"/>
-            <w:rtl/>
-          </w:rPr>
-          <w:t>s</w:t>
-        </w:r>
-        <w:r>
-          <w:rPr>
-            <w:rStyle w:val="Hyperlink"/>
-            <w:rFonts w:cs="David"/>
-            <w:szCs w:val="24"/>
-            <w:rtl/>
-          </w:rPr>
-          <w:t>/projects-center/kfar-saba-biofilter.aspx</w:t>
+          <w:t>https://www.kkl.org.il/research_and_development_projects/projects-center/kfar-saba-biofilter.aspx</w:t>
         </w:r>
       </w:hyperlink>
       <w:r>
@@ -7080,8 +6761,17 @@
         <w:spacing w:after="140"/>
         <w:jc w:val="both"/>
         <w:rPr>
-          <w:rFonts w:hint="eastAsia"/>
-        </w:rPr>
+          <w:rFonts w:cs="David"/>
+          <w:b/>
+          <w:bCs/>
+          <w:szCs w:val="24"/>
+        </w:rPr>
+      </w:pPr>
+    </w:p>
+    <w:p>
+      <w:pPr>
+        <w:spacing w:after="140"/>
+        <w:jc w:val="both"/>
       </w:pPr>
       <w:proofErr w:type="spellStart"/>
       <w:r>
@@ -7122,9 +6812,6 @@
       <w:pPr>
         <w:spacing w:after="140"/>
         <w:jc w:val="both"/>
-        <w:rPr>
-          <w:rFonts w:hint="eastAsia"/>
-        </w:rPr>
       </w:pPr>
       <w:r>
         <w:rPr>
@@ -7142,25 +6829,7 @@
             <w:szCs w:val="24"/>
             <w:rtl/>
           </w:rPr>
-          <w:t>https://doi</w:t>
-        </w:r>
-        <w:r>
-          <w:rPr>
-            <w:rStyle w:val="Hyperlink"/>
-            <w:rFonts w:cs="David"/>
-            <w:szCs w:val="24"/>
-            <w:rtl/>
-          </w:rPr>
-          <w:t>.</w:t>
-        </w:r>
-        <w:r>
-          <w:rPr>
-            <w:rStyle w:val="Hyperlink"/>
-            <w:rFonts w:cs="David"/>
-            <w:szCs w:val="24"/>
-            <w:rtl/>
-          </w:rPr>
-          <w:t>org/10.1016/j.scitotenv.2019.07.055</w:t>
+          <w:t>https://doi.org/10.1016/j.scitotenv.2019.07.055</w:t>
         </w:r>
       </w:hyperlink>
       <w:r>
@@ -7175,9 +6844,6 @@
       <w:pPr>
         <w:spacing w:after="140"/>
         <w:jc w:val="both"/>
-        <w:rPr>
-          <w:rFonts w:hint="eastAsia"/>
-        </w:rPr>
       </w:pPr>
       <w:r>
         <w:rPr>
@@ -7195,25 +6861,7 @@
             <w:szCs w:val="24"/>
             <w:rtl/>
           </w:rPr>
-          <w:t>https://doi.org/10.3390/w101013</w:t>
-        </w:r>
-        <w:r>
-          <w:rPr>
-            <w:rStyle w:val="Hyperlink"/>
-            <w:rFonts w:cs="David"/>
-            <w:szCs w:val="24"/>
-            <w:rtl/>
-          </w:rPr>
-          <w:t>0</w:t>
-        </w:r>
-        <w:r>
-          <w:rPr>
-            <w:rStyle w:val="Hyperlink"/>
-            <w:rFonts w:cs="David"/>
-            <w:szCs w:val="24"/>
-            <w:rtl/>
-          </w:rPr>
-          <w:t>7</w:t>
+          <w:t>https://doi.org/10.3390/w10101307</w:t>
         </w:r>
       </w:hyperlink>
       <w:r>
@@ -7228,9 +6876,6 @@
       <w:pPr>
         <w:spacing w:after="140"/>
         <w:jc w:val="both"/>
-        <w:rPr>
-          <w:rFonts w:hint="eastAsia"/>
-        </w:rPr>
       </w:pPr>
       <w:r>
         <w:rPr>
@@ -7248,25 +6893,7 @@
             <w:szCs w:val="24"/>
             <w:rtl/>
           </w:rPr>
-          <w:t>https://doi.org/10.1016/j.jhydr</w:t>
-        </w:r>
-        <w:r>
-          <w:rPr>
-            <w:rStyle w:val="Hyperlink"/>
-            <w:rFonts w:cs="David"/>
-            <w:szCs w:val="24"/>
-            <w:rtl/>
-          </w:rPr>
-          <w:t>o</w:t>
-        </w:r>
-        <w:r>
-          <w:rPr>
-            <w:rStyle w:val="Hyperlink"/>
-            <w:rFonts w:cs="David"/>
-            <w:szCs w:val="24"/>
-            <w:rtl/>
-          </w:rPr>
-          <w:t>l.2008.12.001</w:t>
+          <w:t>https://doi.org/10.1016/j.jhydrol.2008.12.001</w:t>
         </w:r>
       </w:hyperlink>
       <w:r>
@@ -7281,9 +6908,6 @@
       <w:pPr>
         <w:spacing w:after="140"/>
         <w:jc w:val="both"/>
-        <w:rPr>
-          <w:rFonts w:hint="eastAsia"/>
-        </w:rPr>
       </w:pPr>
       <w:r>
         <w:rPr>
@@ -7301,25 +6925,7 @@
             <w:szCs w:val="24"/>
             <w:rtl/>
           </w:rPr>
-          <w:t>https://doi.org/10.1016/j.adv</w:t>
-        </w:r>
-        <w:r>
-          <w:rPr>
-            <w:rStyle w:val="Hyperlink"/>
-            <w:rFonts w:cs="David"/>
-            <w:szCs w:val="24"/>
-            <w:rtl/>
-          </w:rPr>
-          <w:t>w</w:t>
-        </w:r>
-        <w:r>
-          <w:rPr>
-            <w:rStyle w:val="Hyperlink"/>
-            <w:rFonts w:cs="David"/>
-            <w:szCs w:val="24"/>
-            <w:rtl/>
-          </w:rPr>
-          <w:t>atres.2017.12.022</w:t>
+          <w:t>https://doi.org/10.1016/j.advwatres.2017.12.022</w:t>
         </w:r>
       </w:hyperlink>
       <w:r>
@@ -7441,38 +7047,34 @@
     </w:p>
     <w:p>
       <w:pPr>
-        <w:spacing w:line="276" w:lineRule="auto" w:after="160" w:before="0"/>
-        <w:jc w:val="right"/>
-        <w:bidi w:val="1"/>
-      </w:pPr>
-      <w:r>
-        <w:rPr>
-          <w:rFonts w:ascii="David" w:hAnsi="David" w:cs="David"/>
+        <w:bidi/>
+        <w:spacing w:after="160"/>
+      </w:pPr>
+      <w:r>
+        <w:rPr>
+          <w:rFonts w:cs="David"/>
           <w:b/>
+          <w:bCs/>
           <w:color w:val="123B5C"/>
           <w:sz w:val="30"/>
+          <w:szCs w:val="30"/>
           <w:u w:val="single"/>
-          <w:szCs w:val="30"/>
-          <w:bCs/>
-          <w:rtl w:val="1"/>
-        </w:rPr>
+          <w:rtl/>
+        </w:rPr>
+        <w:lastRenderedPageBreak/>
         <w:t>נספח א': תיעוד מפגשי הצוות</w:t>
       </w:r>
     </w:p>
     <w:p>
       <w:pPr>
-        <w:spacing w:line="276" w:lineRule="auto" w:after="200" w:before="0"/>
+        <w:bidi/>
         <w:jc w:val="both"/>
-        <w:bidi w:val="1"/>
-      </w:pPr>
-      <w:r>
-        <w:rPr>
-          <w:rFonts w:ascii="David" w:hAnsi="David" w:cs="David"/>
-          <w:b w:val="0"/>
-          <w:sz w:val="24"/>
-          <w:u w:val="none"/>
-          <w:szCs w:val="24"/>
-          <w:rtl w:val="1"/>
+      </w:pPr>
+      <w:r>
+        <w:rPr>
+          <w:rFonts w:cs="David"/>
+          <w:szCs w:val="24"/>
+          <w:rtl/>
         </w:rPr>
         <w:t>להלן תיעוד מפגשי הצוות לאורך שני הסמסטרים, לצד מפגשי הכיתה וההגשות שנקבעו בלוח הזמנים של הקורס.</w:t>
       </w:r>
@@ -7480,38 +7082,38 @@
     <w:tbl>
       <w:tblPr>
         <w:tblStyle w:val="aff2"/>
-        <w:tblW w:type="auto" w:w="0"/>
+        <w:bidiVisual/>
+        <w:tblW w:w="0" w:type="auto"/>
         <w:jc w:val="center"/>
-        <w:tblLook w:firstColumn="1" w:firstRow="1" w:lastColumn="0" w:lastRow="0" w:noHBand="0" w:noVBand="1" w:val="04A0"/>
-        <w:bidiVisual/>
+        <w:tblLook w:val="04A0" w:firstRow="1" w:lastRow="0" w:firstColumn="1" w:lastColumn="0" w:noHBand="0" w:noVBand="1"/>
       </w:tblPr>
       <w:tblGrid>
-        <w:gridCol w:w="2493"/>
-        <w:gridCol w:w="2493"/>
-        <w:gridCol w:w="2493"/>
-        <w:gridCol w:w="2493"/>
+        <w:gridCol w:w="1361"/>
+        <w:gridCol w:w="1134"/>
+        <w:gridCol w:w="3628"/>
+        <w:gridCol w:w="3175"/>
       </w:tblGrid>
       <w:tr>
+        <w:trPr>
+          <w:jc w:val="center"/>
+        </w:trPr>
         <w:tc>
           <w:tcPr>
-            <w:tcW w:type="dxa" w:w="1361"/>
+            <w:tcW w:w="1361" w:type="dxa"/>
           </w:tcPr>
           <w:p>
             <w:pPr>
-              <w:spacing w:line="240" w:lineRule="auto" w:after="40" w:before="40"/>
-              <w:jc w:val="right"/>
-              <w:bidi w:val="1"/>
+              <w:bidi/>
+              <w:spacing w:before="40" w:after="40"/>
             </w:pPr>
-            <w:r/>
             <w:r>
               <w:rPr>
-                <w:rFonts w:ascii="David" w:hAnsi="David" w:cs="David"/>
+                <w:rFonts w:cs="David"/>
                 <w:b/>
+                <w:bCs/>
                 <w:sz w:val="20"/>
-                <w:u w:val="none"/>
                 <w:szCs w:val="20"/>
-                <w:bCs/>
-                <w:rtl w:val="1"/>
+                <w:rtl/>
               </w:rPr>
               <w:t>תאריך</w:t>
             </w:r>
@@ -7519,24 +7121,21 @@
         </w:tc>
         <w:tc>
           <w:tcPr>
-            <w:tcW w:type="dxa" w:w="1134"/>
+            <w:tcW w:w="1134" w:type="dxa"/>
           </w:tcPr>
           <w:p>
             <w:pPr>
-              <w:spacing w:line="240" w:lineRule="auto" w:after="40" w:before="40"/>
-              <w:jc w:val="right"/>
-              <w:bidi w:val="1"/>
+              <w:bidi/>
+              <w:spacing w:before="40" w:after="40"/>
             </w:pPr>
-            <w:r/>
             <w:r>
               <w:rPr>
-                <w:rFonts w:ascii="David" w:hAnsi="David" w:cs="David"/>
+                <w:rFonts w:cs="David"/>
                 <w:b/>
+                <w:bCs/>
                 <w:sz w:val="20"/>
-                <w:u w:val="none"/>
                 <w:szCs w:val="20"/>
-                <w:bCs/>
-                <w:rtl w:val="1"/>
+                <w:rtl/>
               </w:rPr>
               <w:t>פורמט</w:t>
             </w:r>
@@ -7544,24 +7143,21 @@
         </w:tc>
         <w:tc>
           <w:tcPr>
-            <w:tcW w:type="dxa" w:w="3628"/>
+            <w:tcW w:w="3628" w:type="dxa"/>
           </w:tcPr>
           <w:p>
             <w:pPr>
-              <w:spacing w:line="240" w:lineRule="auto" w:after="40" w:before="40"/>
-              <w:jc w:val="right"/>
-              <w:bidi w:val="1"/>
+              <w:bidi/>
+              <w:spacing w:before="40" w:after="40"/>
             </w:pPr>
-            <w:r/>
             <w:r>
               <w:rPr>
-                <w:rFonts w:ascii="David" w:hAnsi="David" w:cs="David"/>
+                <w:rFonts w:cs="David"/>
                 <w:b/>
+                <w:bCs/>
                 <w:sz w:val="20"/>
-                <w:u w:val="none"/>
                 <w:szCs w:val="20"/>
-                <w:bCs/>
-                <w:rtl w:val="1"/>
+                <w:rtl/>
               </w:rPr>
               <w:t>נושאים עיקריים</w:t>
             </w:r>
@@ -7569,24 +7165,21 @@
         </w:tc>
         <w:tc>
           <w:tcPr>
-            <w:tcW w:type="dxa" w:w="3175"/>
+            <w:tcW w:w="3175" w:type="dxa"/>
           </w:tcPr>
           <w:p>
             <w:pPr>
-              <w:spacing w:line="240" w:lineRule="auto" w:after="40" w:before="40"/>
-              <w:jc w:val="right"/>
-              <w:bidi w:val="1"/>
+              <w:bidi/>
+              <w:spacing w:before="40" w:after="40"/>
             </w:pPr>
-            <w:r/>
             <w:r>
               <w:rPr>
-                <w:rFonts w:ascii="David" w:hAnsi="David" w:cs="David"/>
+                <w:rFonts w:cs="David"/>
                 <w:b/>
+                <w:bCs/>
                 <w:sz w:val="20"/>
-                <w:u w:val="none"/>
                 <w:szCs w:val="20"/>
-                <w:bCs/>
-                <w:rtl w:val="1"/>
+                <w:rtl/>
               </w:rPr>
               <w:t>תוצרים והחלטות</w:t>
             </w:r>
@@ -7594,25 +7187,24 @@
         </w:tc>
       </w:tr>
       <w:tr>
+        <w:trPr>
+          <w:jc w:val="center"/>
+        </w:trPr>
         <w:tc>
           <w:tcPr>
-            <w:tcW w:type="dxa" w:w="1361"/>
+            <w:tcW w:w="1361" w:type="dxa"/>
           </w:tcPr>
           <w:p>
             <w:pPr>
-              <w:spacing w:line="240" w:lineRule="auto" w:after="40" w:before="40"/>
-              <w:jc w:val="right"/>
-              <w:bidi w:val="1"/>
+              <w:bidi/>
+              <w:spacing w:before="40" w:after="40"/>
             </w:pPr>
-            <w:r/>
             <w:r>
               <w:rPr>
-                <w:rFonts w:ascii="David" w:hAnsi="David" w:cs="David"/>
-                <w:b w:val="0"/>
+                <w:rFonts w:cs="David"/>
                 <w:sz w:val="20"/>
-                <w:u w:val="none"/>
                 <w:szCs w:val="20"/>
-                <w:rtl w:val="1"/>
+                <w:rtl/>
               </w:rPr>
               <w:t>04.11.2025</w:t>
             </w:r>
@@ -7620,23 +7212,19 @@
         </w:tc>
         <w:tc>
           <w:tcPr>
-            <w:tcW w:type="dxa" w:w="1134"/>
+            <w:tcW w:w="1134" w:type="dxa"/>
           </w:tcPr>
           <w:p>
             <w:pPr>
-              <w:spacing w:line="240" w:lineRule="auto" w:after="40" w:before="40"/>
-              <w:jc w:val="right"/>
-              <w:bidi w:val="1"/>
+              <w:bidi/>
+              <w:spacing w:before="40" w:after="40"/>
             </w:pPr>
-            <w:r/>
             <w:r>
               <w:rPr>
-                <w:rFonts w:ascii="David" w:hAnsi="David" w:cs="David"/>
-                <w:b w:val="0"/>
+                <w:rFonts w:cs="David"/>
                 <w:sz w:val="20"/>
-                <w:u w:val="none"/>
                 <w:szCs w:val="20"/>
-                <w:rtl w:val="1"/>
+                <w:rtl/>
               </w:rPr>
               <w:t>פרונטלי</w:t>
             </w:r>
@@ -7644,23 +7232,19 @@
         </w:tc>
         <w:tc>
           <w:tcPr>
-            <w:tcW w:type="dxa" w:w="3628"/>
+            <w:tcW w:w="3628" w:type="dxa"/>
           </w:tcPr>
           <w:p>
             <w:pPr>
-              <w:spacing w:line="240" w:lineRule="auto" w:after="40" w:before="40"/>
-              <w:jc w:val="right"/>
-              <w:bidi w:val="1"/>
+              <w:bidi/>
+              <w:spacing w:before="40" w:after="40"/>
             </w:pPr>
-            <w:r/>
             <w:r>
               <w:rPr>
-                <w:rFonts w:ascii="David" w:hAnsi="David" w:cs="David"/>
-                <w:b w:val="0"/>
+                <w:rFonts w:cs="David"/>
                 <w:sz w:val="20"/>
-                <w:u w:val="none"/>
                 <w:szCs w:val="20"/>
-                <w:rtl w:val="1"/>
+                <w:rtl/>
               </w:rPr>
               <w:t>בעקבות מפגש נציגי עיריית הרצליה בכיתה: מיפוי כיווני פרויקט אפשריים בעיר</w:t>
             </w:r>
@@ -7668,23 +7252,19 @@
         </w:tc>
         <w:tc>
           <w:tcPr>
-            <w:tcW w:type="dxa" w:w="3175"/>
+            <w:tcW w:w="3175" w:type="dxa"/>
           </w:tcPr>
           <w:p>
             <w:pPr>
-              <w:spacing w:line="240" w:lineRule="auto" w:after="40" w:before="40"/>
-              <w:jc w:val="right"/>
-              <w:bidi w:val="1"/>
+              <w:bidi/>
+              <w:spacing w:before="40" w:after="40"/>
             </w:pPr>
-            <w:r/>
             <w:r>
               <w:rPr>
-                <w:rFonts w:ascii="David" w:hAnsi="David" w:cs="David"/>
-                <w:b w:val="0"/>
+                <w:rFonts w:cs="David"/>
                 <w:sz w:val="20"/>
-                <w:u w:val="none"/>
                 <w:szCs w:val="20"/>
-                <w:rtl w:val="1"/>
+                <w:rtl/>
               </w:rPr>
               <w:t>הוחלט להתמקד בנושא סביבתי בעל זיקה ישירה להרצליה</w:t>
             </w:r>
@@ -7692,25 +7272,24 @@
         </w:tc>
       </w:tr>
       <w:tr>
+        <w:trPr>
+          <w:jc w:val="center"/>
+        </w:trPr>
         <w:tc>
           <w:tcPr>
-            <w:tcW w:type="dxa" w:w="1361"/>
+            <w:tcW w:w="1361" w:type="dxa"/>
           </w:tcPr>
           <w:p>
             <w:pPr>
-              <w:spacing w:line="240" w:lineRule="auto" w:after="40" w:before="40"/>
-              <w:jc w:val="right"/>
-              <w:bidi w:val="1"/>
+              <w:bidi/>
+              <w:spacing w:before="40" w:after="40"/>
             </w:pPr>
-            <w:r/>
             <w:r>
               <w:rPr>
-                <w:rFonts w:ascii="David" w:hAnsi="David" w:cs="David"/>
-                <w:b w:val="0"/>
+                <w:rFonts w:cs="David"/>
                 <w:sz w:val="20"/>
-                <w:u w:val="none"/>
                 <w:szCs w:val="20"/>
-                <w:rtl w:val="1"/>
+                <w:rtl/>
               </w:rPr>
               <w:t>18.11.2025</w:t>
             </w:r>
@@ -7718,23 +7297,19 @@
         </w:tc>
         <w:tc>
           <w:tcPr>
-            <w:tcW w:type="dxa" w:w="1134"/>
+            <w:tcW w:w="1134" w:type="dxa"/>
           </w:tcPr>
           <w:p>
             <w:pPr>
-              <w:spacing w:line="240" w:lineRule="auto" w:after="40" w:before="40"/>
-              <w:jc w:val="right"/>
-              <w:bidi w:val="1"/>
+              <w:bidi/>
+              <w:spacing w:before="40" w:after="40"/>
             </w:pPr>
-            <w:r/>
             <w:r>
               <w:rPr>
-                <w:rFonts w:ascii="David" w:hAnsi="David" w:cs="David"/>
-                <w:b w:val="0"/>
+                <w:rFonts w:cs="David"/>
                 <w:sz w:val="20"/>
-                <w:u w:val="none"/>
                 <w:szCs w:val="20"/>
-                <w:rtl w:val="1"/>
+                <w:rtl/>
               </w:rPr>
               <w:t>פרונטלי</w:t>
             </w:r>
@@ -7742,23 +7317,19 @@
         </w:tc>
         <w:tc>
           <w:tcPr>
-            <w:tcW w:type="dxa" w:w="3628"/>
+            <w:tcW w:w="3628" w:type="dxa"/>
           </w:tcPr>
           <w:p>
             <w:pPr>
-              <w:spacing w:line="240" w:lineRule="auto" w:after="40" w:before="40"/>
-              <w:jc w:val="right"/>
-              <w:bidi w:val="1"/>
+              <w:bidi/>
+              <w:spacing w:before="40" w:after="40"/>
             </w:pPr>
-            <w:r/>
             <w:r>
               <w:rPr>
-                <w:rFonts w:ascii="David" w:hAnsi="David" w:cs="David"/>
-                <w:b w:val="0"/>
+                <w:rFonts w:cs="David"/>
                 <w:sz w:val="20"/>
-                <w:u w:val="none"/>
                 <w:szCs w:val="20"/>
-                <w:rtl w:val="1"/>
+                <w:rtl/>
               </w:rPr>
               <w:t>הכנה למפגש Marketplace והצגה בזוגות</w:t>
             </w:r>
@@ -7766,23 +7337,19 @@
         </w:tc>
         <w:tc>
           <w:tcPr>
-            <w:tcW w:type="dxa" w:w="3175"/>
+            <w:tcW w:w="3175" w:type="dxa"/>
           </w:tcPr>
           <w:p>
             <w:pPr>
-              <w:spacing w:line="240" w:lineRule="auto" w:after="40" w:before="40"/>
-              <w:jc w:val="right"/>
-              <w:bidi w:val="1"/>
+              <w:bidi/>
+              <w:spacing w:before="40" w:after="40"/>
             </w:pPr>
-            <w:r/>
             <w:r>
               <w:rPr>
-                <w:rFonts w:ascii="David" w:hAnsi="David" w:cs="David"/>
-                <w:b w:val="0"/>
+                <w:rFonts w:cs="David"/>
                 <w:sz w:val="20"/>
-                <w:u w:val="none"/>
                 <w:szCs w:val="20"/>
-                <w:rtl w:val="1"/>
+                <w:rtl/>
               </w:rPr>
               <w:t>גובשו רעיונות ראשוניים להצגה</w:t>
             </w:r>
@@ -7790,25 +7357,24 @@
         </w:tc>
       </w:tr>
       <w:tr>
+        <w:trPr>
+          <w:jc w:val="center"/>
+        </w:trPr>
         <w:tc>
           <w:tcPr>
-            <w:tcW w:type="dxa" w:w="1361"/>
+            <w:tcW w:w="1361" w:type="dxa"/>
           </w:tcPr>
           <w:p>
             <w:pPr>
-              <w:spacing w:line="240" w:lineRule="auto" w:after="40" w:before="40"/>
-              <w:jc w:val="right"/>
-              <w:bidi w:val="1"/>
+              <w:bidi/>
+              <w:spacing w:before="40" w:after="40"/>
             </w:pPr>
-            <w:r/>
             <w:r>
               <w:rPr>
-                <w:rFonts w:ascii="David" w:hAnsi="David" w:cs="David"/>
-                <w:b w:val="0"/>
+                <w:rFonts w:cs="David"/>
                 <w:sz w:val="20"/>
-                <w:u w:val="none"/>
                 <w:szCs w:val="20"/>
-                <w:rtl w:val="1"/>
+                <w:rtl/>
               </w:rPr>
               <w:t>25.11.2025</w:t>
             </w:r>
@@ -7816,23 +7382,19 @@
         </w:tc>
         <w:tc>
           <w:tcPr>
-            <w:tcW w:type="dxa" w:w="1134"/>
+            <w:tcW w:w="1134" w:type="dxa"/>
           </w:tcPr>
           <w:p>
             <w:pPr>
-              <w:spacing w:line="240" w:lineRule="auto" w:after="40" w:before="40"/>
-              <w:jc w:val="right"/>
-              <w:bidi w:val="1"/>
+              <w:bidi/>
+              <w:spacing w:before="40" w:after="40"/>
             </w:pPr>
-            <w:r/>
             <w:r>
               <w:rPr>
-                <w:rFonts w:ascii="David" w:hAnsi="David" w:cs="David"/>
-                <w:b w:val="0"/>
+                <w:rFonts w:cs="David"/>
                 <w:sz w:val="20"/>
-                <w:u w:val="none"/>
                 <w:szCs w:val="20"/>
-                <w:rtl w:val="1"/>
+                <w:rtl/>
               </w:rPr>
               <w:t>פרונטלי</w:t>
             </w:r>
@@ -7840,23 +7402,19 @@
         </w:tc>
         <w:tc>
           <w:tcPr>
-            <w:tcW w:type="dxa" w:w="3628"/>
+            <w:tcW w:w="3628" w:type="dxa"/>
           </w:tcPr>
           <w:p>
             <w:pPr>
-              <w:spacing w:line="240" w:lineRule="auto" w:after="40" w:before="40"/>
-              <w:jc w:val="right"/>
-              <w:bidi w:val="1"/>
+              <w:bidi/>
+              <w:spacing w:before="40" w:after="40"/>
             </w:pPr>
-            <w:r/>
             <w:r>
               <w:rPr>
-                <w:rFonts w:ascii="David" w:hAnsi="David" w:cs="David"/>
-                <w:b w:val="0"/>
+                <w:rFonts w:cs="David"/>
                 <w:sz w:val="20"/>
-                <w:u w:val="none"/>
                 <w:szCs w:val="20"/>
-                <w:rtl w:val="1"/>
+                <w:rtl/>
               </w:rPr>
               <w:t>התכנסות לצוות והגדרת הרכב סופי</w:t>
             </w:r>
@@ -7864,23 +7422,19 @@
         </w:tc>
         <w:tc>
           <w:tcPr>
-            <w:tcW w:type="dxa" w:w="3175"/>
+            <w:tcW w:w="3175" w:type="dxa"/>
           </w:tcPr>
           <w:p>
             <w:pPr>
-              <w:spacing w:line="240" w:lineRule="auto" w:after="40" w:before="40"/>
-              <w:jc w:val="right"/>
-              <w:bidi w:val="1"/>
+              <w:bidi/>
+              <w:spacing w:before="40" w:after="40"/>
             </w:pPr>
-            <w:r/>
             <w:r>
               <w:rPr>
-                <w:rFonts w:ascii="David" w:hAnsi="David" w:cs="David"/>
-                <w:b w:val="0"/>
+                <w:rFonts w:cs="David"/>
                 <w:sz w:val="20"/>
-                <w:u w:val="none"/>
                 <w:szCs w:val="20"/>
-                <w:rtl w:val="1"/>
+                <w:rtl/>
               </w:rPr>
               <w:t>הצוות נסגר בחמישה חברים לקראת מועד איוש הצוותים ב-30.11</w:t>
             </w:r>
@@ -7888,25 +7442,24 @@
         </w:tc>
       </w:tr>
       <w:tr>
+        <w:trPr>
+          <w:jc w:val="center"/>
+        </w:trPr>
         <w:tc>
           <w:tcPr>
-            <w:tcW w:type="dxa" w:w="1361"/>
+            <w:tcW w:w="1361" w:type="dxa"/>
           </w:tcPr>
           <w:p>
             <w:pPr>
-              <w:spacing w:line="240" w:lineRule="auto" w:after="40" w:before="40"/>
-              <w:jc w:val="right"/>
-              <w:bidi w:val="1"/>
+              <w:bidi/>
+              <w:spacing w:before="40" w:after="40"/>
             </w:pPr>
-            <w:r/>
             <w:r>
               <w:rPr>
-                <w:rFonts w:ascii="David" w:hAnsi="David" w:cs="David"/>
-                <w:b w:val="0"/>
+                <w:rFonts w:cs="David"/>
                 <w:sz w:val="20"/>
-                <w:u w:val="none"/>
                 <w:szCs w:val="20"/>
-                <w:rtl w:val="1"/>
+                <w:rtl/>
               </w:rPr>
               <w:t>09.12.2025</w:t>
             </w:r>
@@ -7914,23 +7467,19 @@
         </w:tc>
         <w:tc>
           <w:tcPr>
-            <w:tcW w:type="dxa" w:w="1134"/>
+            <w:tcW w:w="1134" w:type="dxa"/>
           </w:tcPr>
           <w:p>
             <w:pPr>
-              <w:spacing w:line="240" w:lineRule="auto" w:after="40" w:before="40"/>
-              <w:jc w:val="right"/>
-              <w:bidi w:val="1"/>
+              <w:bidi/>
+              <w:spacing w:before="40" w:after="40"/>
             </w:pPr>
-            <w:r/>
             <w:r>
               <w:rPr>
-                <w:rFonts w:ascii="David" w:hAnsi="David" w:cs="David"/>
-                <w:b w:val="0"/>
+                <w:rFonts w:cs="David"/>
                 <w:sz w:val="20"/>
-                <w:u w:val="none"/>
                 <w:szCs w:val="20"/>
-                <w:rtl w:val="1"/>
+                <w:rtl/>
               </w:rPr>
               <w:t>זום</w:t>
             </w:r>
@@ -7938,23 +7487,19 @@
         </w:tc>
         <w:tc>
           <w:tcPr>
-            <w:tcW w:type="dxa" w:w="3628"/>
+            <w:tcW w:w="3628" w:type="dxa"/>
           </w:tcPr>
           <w:p>
             <w:pPr>
-              <w:spacing w:line="240" w:lineRule="auto" w:after="40" w:before="40"/>
-              <w:jc w:val="right"/>
-              <w:bidi w:val="1"/>
+              <w:bidi/>
+              <w:spacing w:before="40" w:after="40"/>
             </w:pPr>
-            <w:r/>
             <w:r>
               <w:rPr>
-                <w:rFonts w:ascii="David" w:hAnsi="David" w:cs="David"/>
-                <w:b w:val="0"/>
+                <w:rFonts w:cs="David"/>
                 <w:sz w:val="20"/>
-                <w:u w:val="none"/>
                 <w:szCs w:val="20"/>
-                <w:rtl w:val="1"/>
+                <w:rtl/>
               </w:rPr>
               <w:t>המשך חקר שוק בעקבות שיעורי חקר השוק; מיקוד הבעיה</w:t>
             </w:r>
@@ -7962,23 +7507,19 @@
         </w:tc>
         <w:tc>
           <w:tcPr>
-            <w:tcW w:type="dxa" w:w="3175"/>
+            <w:tcW w:w="3175" w:type="dxa"/>
           </w:tcPr>
           <w:p>
             <w:pPr>
-              <w:spacing w:line="240" w:lineRule="auto" w:after="40" w:before="40"/>
-              <w:jc w:val="right"/>
-              <w:bidi w:val="1"/>
+              <w:bidi/>
+              <w:spacing w:before="40" w:after="40"/>
             </w:pPr>
-            <w:r/>
             <w:r>
               <w:rPr>
-                <w:rFonts w:ascii="David" w:hAnsi="David" w:cs="David"/>
-                <w:b w:val="0"/>
+                <w:rFonts w:cs="David"/>
                 <w:sz w:val="20"/>
-                <w:u w:val="none"/>
                 <w:szCs w:val="20"/>
-                <w:rtl w:val="1"/>
+                <w:rtl/>
               </w:rPr>
               <w:t>הנושא צומצם לזיהום מי נגר במוצאי הניקוז למרינת הרצליה</w:t>
             </w:r>
@@ -7986,25 +7527,24 @@
         </w:tc>
       </w:tr>
       <w:tr>
+        <w:trPr>
+          <w:jc w:val="center"/>
+        </w:trPr>
         <w:tc>
           <w:tcPr>
-            <w:tcW w:type="dxa" w:w="1361"/>
+            <w:tcW w:w="1361" w:type="dxa"/>
           </w:tcPr>
           <w:p>
             <w:pPr>
-              <w:spacing w:line="240" w:lineRule="auto" w:after="40" w:before="40"/>
-              <w:jc w:val="right"/>
-              <w:bidi w:val="1"/>
+              <w:bidi/>
+              <w:spacing w:before="40" w:after="40"/>
             </w:pPr>
-            <w:r/>
             <w:r>
               <w:rPr>
-                <w:rFonts w:ascii="David" w:hAnsi="David" w:cs="David"/>
-                <w:b w:val="0"/>
+                <w:rFonts w:cs="David"/>
                 <w:sz w:val="20"/>
-                <w:u w:val="none"/>
                 <w:szCs w:val="20"/>
-                <w:rtl w:val="1"/>
+                <w:rtl/>
               </w:rPr>
               <w:t>16.12.2025</w:t>
             </w:r>
@@ -8012,23 +7552,19 @@
         </w:tc>
         <w:tc>
           <w:tcPr>
-            <w:tcW w:type="dxa" w:w="1134"/>
+            <w:tcW w:w="1134" w:type="dxa"/>
           </w:tcPr>
           <w:p>
             <w:pPr>
-              <w:spacing w:line="240" w:lineRule="auto" w:after="40" w:before="40"/>
-              <w:jc w:val="right"/>
-              <w:bidi w:val="1"/>
+              <w:bidi/>
+              <w:spacing w:before="40" w:after="40"/>
             </w:pPr>
-            <w:r/>
             <w:r>
               <w:rPr>
-                <w:rFonts w:ascii="David" w:hAnsi="David" w:cs="David"/>
-                <w:b w:val="0"/>
+                <w:rFonts w:cs="David"/>
                 <w:sz w:val="20"/>
-                <w:u w:val="none"/>
                 <w:szCs w:val="20"/>
-                <w:rtl w:val="1"/>
+                <w:rtl/>
               </w:rPr>
               <w:t>פרונטלי</w:t>
             </w:r>
@@ -8036,73 +7572,249 @@
         </w:tc>
         <w:tc>
           <w:tcPr>
-            <w:tcW w:type="dxa" w:w="3628"/>
+            <w:tcW w:w="3628" w:type="dxa"/>
           </w:tcPr>
           <w:p>
             <w:pPr>
-              <w:spacing w:line="240" w:lineRule="auto" w:after="40" w:before="40"/>
-              <w:jc w:val="right"/>
-              <w:bidi w:val="1"/>
+              <w:bidi/>
+              <w:spacing w:before="40" w:after="40"/>
+              <w:rPr>
+                <w:rFonts w:hint="cs"/>
+                <w:lang w:bidi="he-IL"/>
+              </w:rPr>
             </w:pPr>
-            <w:r/>
             <w:r>
               <w:rPr>
-                <w:rFonts w:ascii="David" w:hAnsi="David" w:cs="David"/>
-                <w:b w:val="0"/>
+                <w:rFonts w:cs="David"/>
                 <w:sz w:val="20"/>
-                <w:u w:val="none"/>
                 <w:szCs w:val="20"/>
-                <w:rtl w:val="1"/>
+                <w:rtl/>
               </w:rPr>
-              <w:t>חלוקת תפקידים; עבודה על שאלון וסקר ספרות ראשוני</w:t>
+              <w:t xml:space="preserve">חלוקת תפקידים; עבודה על שאלון </w:t>
             </w:r>
+            <w:proofErr w:type="spellStart"/>
+            <w:r>
+              <w:rPr>
+                <w:rFonts w:cs="David"/>
+                <w:sz w:val="20"/>
+                <w:szCs w:val="20"/>
+                <w:rtl/>
+              </w:rPr>
+              <w:t>וסק</w:t>
+            </w:r>
+            <w:proofErr w:type="spellEnd"/>
+            <w:r>
+              <w:rPr>
+                <w:rFonts w:cs="David" w:hint="cs"/>
+                <w:sz w:val="20"/>
+                <w:szCs w:val="20"/>
+                <w:rtl/>
+                <w:lang w:bidi="he-IL"/>
+              </w:rPr>
+              <w:t>י</w:t>
+            </w:r>
+            <w:r>
+              <w:rPr>
+                <w:rFonts w:cs="David"/>
+                <w:sz w:val="20"/>
+                <w:szCs w:val="20"/>
+                <w:rtl/>
+              </w:rPr>
+              <w:t>ר</w:t>
+            </w:r>
+            <w:r>
+              <w:rPr>
+                <w:rFonts w:cs="David" w:hint="cs"/>
+                <w:sz w:val="20"/>
+                <w:szCs w:val="20"/>
+                <w:rtl/>
+                <w:lang w:bidi="he-IL"/>
+              </w:rPr>
+              <w:t>ת</w:t>
+            </w:r>
+            <w:r>
+              <w:rPr>
+                <w:rFonts w:cs="David"/>
+                <w:sz w:val="20"/>
+                <w:szCs w:val="20"/>
+                <w:rtl/>
+              </w:rPr>
+              <w:t xml:space="preserve"> </w:t>
+            </w:r>
+            <w:proofErr w:type="spellStart"/>
+            <w:r>
+              <w:rPr>
+                <w:rFonts w:cs="David"/>
+                <w:sz w:val="20"/>
+                <w:szCs w:val="20"/>
+                <w:rtl/>
+              </w:rPr>
+              <w:t>ספרות</w:t>
+            </w:r>
+            <w:proofErr w:type="spellEnd"/>
+            <w:r>
+              <w:rPr>
+                <w:rFonts w:cs="David"/>
+                <w:sz w:val="20"/>
+                <w:szCs w:val="20"/>
+                <w:rtl/>
+              </w:rPr>
+              <w:t xml:space="preserve"> </w:t>
+            </w:r>
+            <w:proofErr w:type="spellStart"/>
+            <w:r>
+              <w:rPr>
+                <w:rFonts w:cs="David"/>
+                <w:sz w:val="20"/>
+                <w:szCs w:val="20"/>
+                <w:rtl/>
+              </w:rPr>
+              <w:t>ראשונ</w:t>
+            </w:r>
+            <w:r>
+              <w:rPr>
+                <w:rFonts w:cs="David" w:hint="cs"/>
+                <w:sz w:val="20"/>
+                <w:szCs w:val="20"/>
+                <w:rtl/>
+                <w:lang w:bidi="he-IL"/>
+              </w:rPr>
+              <w:t>ית</w:t>
+            </w:r>
+            <w:proofErr w:type="spellEnd"/>
           </w:p>
         </w:tc>
         <w:tc>
           <w:tcPr>
-            <w:tcW w:type="dxa" w:w="3175"/>
+            <w:tcW w:w="3175" w:type="dxa"/>
           </w:tcPr>
           <w:p>
             <w:pPr>
-              <w:spacing w:line="240" w:lineRule="auto" w:after="40" w:before="40"/>
-              <w:jc w:val="right"/>
-              <w:bidi w:val="1"/>
+              <w:bidi/>
+              <w:spacing w:before="40" w:after="40"/>
             </w:pPr>
-            <w:r/>
+            <w:proofErr w:type="spellStart"/>
             <w:r>
               <w:rPr>
-                <w:rFonts w:ascii="David" w:hAnsi="David" w:cs="David"/>
-                <w:b w:val="0"/>
+                <w:rFonts w:cs="David"/>
                 <w:sz w:val="20"/>
-                <w:u w:val="none"/>
                 <w:szCs w:val="20"/>
-                <w:rtl w:val="1"/>
+                <w:rtl/>
               </w:rPr>
-              <w:t>חולקו תחומי אחריות בין חברי הצוות</w:t>
+              <w:t>חולקו</w:t>
+            </w:r>
+            <w:proofErr w:type="spellEnd"/>
+            <w:r>
+              <w:rPr>
+                <w:rFonts w:cs="David"/>
+                <w:sz w:val="20"/>
+                <w:szCs w:val="20"/>
+                <w:rtl/>
+              </w:rPr>
+              <w:t xml:space="preserve"> </w:t>
+            </w:r>
+            <w:proofErr w:type="spellStart"/>
+            <w:r>
+              <w:rPr>
+                <w:rFonts w:cs="David"/>
+                <w:sz w:val="20"/>
+                <w:szCs w:val="20"/>
+                <w:rtl/>
+              </w:rPr>
+              <w:t>תחומי</w:t>
+            </w:r>
+            <w:proofErr w:type="spellEnd"/>
+            <w:r>
+              <w:rPr>
+                <w:rFonts w:cs="David"/>
+                <w:sz w:val="20"/>
+                <w:szCs w:val="20"/>
+                <w:rtl/>
+              </w:rPr>
+              <w:t xml:space="preserve"> </w:t>
+            </w:r>
+            <w:proofErr w:type="spellStart"/>
+            <w:r>
+              <w:rPr>
+                <w:rFonts w:cs="David"/>
+                <w:sz w:val="20"/>
+                <w:szCs w:val="20"/>
+                <w:rtl/>
+              </w:rPr>
+              <w:t>אחריות</w:t>
+            </w:r>
+            <w:proofErr w:type="spellEnd"/>
+            <w:r>
+              <w:rPr>
+                <w:rFonts w:cs="David"/>
+                <w:sz w:val="20"/>
+                <w:szCs w:val="20"/>
+                <w:rtl/>
+              </w:rPr>
+              <w:t xml:space="preserve"> </w:t>
+            </w:r>
+            <w:proofErr w:type="spellStart"/>
+            <w:r>
+              <w:rPr>
+                <w:rFonts w:cs="David"/>
+                <w:sz w:val="20"/>
+                <w:szCs w:val="20"/>
+                <w:rtl/>
+              </w:rPr>
+              <w:t>בין</w:t>
+            </w:r>
+            <w:proofErr w:type="spellEnd"/>
+            <w:r>
+              <w:rPr>
+                <w:rFonts w:cs="David"/>
+                <w:sz w:val="20"/>
+                <w:szCs w:val="20"/>
+                <w:rtl/>
+              </w:rPr>
+              <w:t xml:space="preserve"> </w:t>
+            </w:r>
+            <w:proofErr w:type="spellStart"/>
+            <w:r>
+              <w:rPr>
+                <w:rFonts w:cs="David"/>
+                <w:sz w:val="20"/>
+                <w:szCs w:val="20"/>
+                <w:rtl/>
+              </w:rPr>
+              <w:t>חברי</w:t>
+            </w:r>
+            <w:proofErr w:type="spellEnd"/>
+            <w:r>
+              <w:rPr>
+                <w:rFonts w:cs="David"/>
+                <w:sz w:val="20"/>
+                <w:szCs w:val="20"/>
+                <w:rtl/>
+              </w:rPr>
+              <w:t xml:space="preserve"> הצוות</w:t>
             </w:r>
           </w:p>
         </w:tc>
       </w:tr>
       <w:tr>
+        <w:trPr>
+          <w:jc w:val="center"/>
+        </w:trPr>
         <w:tc>
           <w:tcPr>
-            <w:tcW w:type="dxa" w:w="1361"/>
+            <w:tcW w:w="1361" w:type="dxa"/>
           </w:tcPr>
           <w:p>
             <w:pPr>
-              <w:spacing w:line="240" w:lineRule="auto" w:after="40" w:before="40"/>
-              <w:jc w:val="right"/>
-              <w:bidi w:val="1"/>
+              <w:bidi/>
+              <w:spacing w:before="40" w:after="40"/>
             </w:pPr>
-            <w:r/>
             <w:r>
               <w:rPr>
-                <w:rFonts w:ascii="David" w:hAnsi="David" w:cs="David"/>
-                <w:b w:val="0"/>
+                <w:rFonts w:cs="David"/>
                 <w:sz w:val="20"/>
-                <w:u w:val="none"/>
                 <w:szCs w:val="20"/>
-                <w:rtl w:val="1"/>
+                <w:rtl/>
               </w:rPr>
               <w:t>30.12.2025</w:t>
             </w:r>
@@ -8110,23 +7822,19 @@
         </w:tc>
         <w:tc>
           <w:tcPr>
-            <w:tcW w:type="dxa" w:w="1134"/>
+            <w:tcW w:w="1134" w:type="dxa"/>
           </w:tcPr>
           <w:p>
             <w:pPr>
-              <w:spacing w:line="240" w:lineRule="auto" w:after="40" w:before="40"/>
-              <w:jc w:val="right"/>
-              <w:bidi w:val="1"/>
+              <w:bidi/>
+              <w:spacing w:before="40" w:after="40"/>
             </w:pPr>
-            <w:r/>
             <w:r>
               <w:rPr>
-                <w:rFonts w:ascii="David" w:hAnsi="David" w:cs="David"/>
-                <w:b w:val="0"/>
+                <w:rFonts w:cs="David"/>
                 <w:sz w:val="20"/>
-                <w:u w:val="none"/>
                 <w:szCs w:val="20"/>
-                <w:rtl w:val="1"/>
+                <w:rtl/>
               </w:rPr>
               <w:t>זום</w:t>
             </w:r>
@@ -8134,23 +7842,19 @@
         </w:tc>
         <w:tc>
           <w:tcPr>
-            <w:tcW w:type="dxa" w:w="3628"/>
+            <w:tcW w:w="3628" w:type="dxa"/>
           </w:tcPr>
           <w:p>
             <w:pPr>
-              <w:spacing w:line="240" w:lineRule="auto" w:after="40" w:before="40"/>
-              <w:jc w:val="right"/>
-              <w:bidi w:val="1"/>
+              <w:bidi/>
+              <w:spacing w:before="40" w:after="40"/>
             </w:pPr>
-            <w:r/>
             <w:r>
               <w:rPr>
-                <w:rFonts w:ascii="David" w:hAnsi="David" w:cs="David"/>
-                <w:b w:val="0"/>
+                <w:rFonts w:cs="David"/>
                 <w:sz w:val="20"/>
-                <w:u w:val="none"/>
                 <w:szCs w:val="20"/>
-                <w:rtl w:val="1"/>
+                <w:rtl/>
               </w:rPr>
               <w:t>הרכבת סקר הספרות הראשוני והשאלון לקראת ההגשה</w:t>
             </w:r>
@@ -8158,23 +7862,19 @@
         </w:tc>
         <w:tc>
           <w:tcPr>
-            <w:tcW w:type="dxa" w:w="3175"/>
+            <w:tcW w:w="3175" w:type="dxa"/>
           </w:tcPr>
           <w:p>
             <w:pPr>
-              <w:spacing w:line="240" w:lineRule="auto" w:after="40" w:before="40"/>
-              <w:jc w:val="right"/>
-              <w:bidi w:val="1"/>
+              <w:bidi/>
+              <w:spacing w:before="40" w:after="40"/>
             </w:pPr>
-            <w:r/>
             <w:r>
               <w:rPr>
-                <w:rFonts w:ascii="David" w:hAnsi="David" w:cs="David"/>
-                <w:b w:val="0"/>
+                <w:rFonts w:cs="David"/>
                 <w:sz w:val="20"/>
-                <w:u w:val="none"/>
                 <w:szCs w:val="20"/>
-                <w:rtl w:val="1"/>
+                <w:rtl/>
               </w:rPr>
               <w:t>הוגש סקר ספרות ראשוני ושאלונים במועד (2.1)</w:t>
             </w:r>
@@ -8182,25 +7882,24 @@
         </w:tc>
       </w:tr>
       <w:tr>
+        <w:trPr>
+          <w:jc w:val="center"/>
+        </w:trPr>
         <w:tc>
           <w:tcPr>
-            <w:tcW w:type="dxa" w:w="1361"/>
+            <w:tcW w:w="1361" w:type="dxa"/>
           </w:tcPr>
           <w:p>
             <w:pPr>
-              <w:spacing w:line="240" w:lineRule="auto" w:after="40" w:before="40"/>
-              <w:jc w:val="right"/>
-              <w:bidi w:val="1"/>
+              <w:bidi/>
+              <w:spacing w:before="40" w:after="40"/>
             </w:pPr>
-            <w:r/>
             <w:r>
               <w:rPr>
-                <w:rFonts w:ascii="David" w:hAnsi="David" w:cs="David"/>
-                <w:b w:val="0"/>
+                <w:rFonts w:cs="David"/>
                 <w:sz w:val="20"/>
-                <w:u w:val="none"/>
                 <w:szCs w:val="20"/>
-                <w:rtl w:val="1"/>
+                <w:rtl/>
               </w:rPr>
               <w:t>13.01.2026</w:t>
             </w:r>
@@ -8208,23 +7907,19 @@
         </w:tc>
         <w:tc>
           <w:tcPr>
-            <w:tcW w:type="dxa" w:w="1134"/>
+            <w:tcW w:w="1134" w:type="dxa"/>
           </w:tcPr>
           <w:p>
             <w:pPr>
-              <w:spacing w:line="240" w:lineRule="auto" w:after="40" w:before="40"/>
-              <w:jc w:val="right"/>
-              <w:bidi w:val="1"/>
+              <w:bidi/>
+              <w:spacing w:before="40" w:after="40"/>
             </w:pPr>
-            <w:r/>
             <w:r>
               <w:rPr>
-                <w:rFonts w:ascii="David" w:hAnsi="David" w:cs="David"/>
-                <w:b w:val="0"/>
+                <w:rFonts w:cs="David"/>
                 <w:sz w:val="20"/>
-                <w:u w:val="none"/>
                 <w:szCs w:val="20"/>
-                <w:rtl w:val="1"/>
+                <w:rtl/>
               </w:rPr>
               <w:t>פרונטלי</w:t>
             </w:r>
@@ -8232,23 +7927,19 @@
         </w:tc>
         <w:tc>
           <w:tcPr>
-            <w:tcW w:type="dxa" w:w="3628"/>
+            <w:tcW w:w="3628" w:type="dxa"/>
           </w:tcPr>
           <w:p>
             <w:pPr>
-              <w:spacing w:line="240" w:lineRule="auto" w:after="40" w:before="40"/>
-              <w:jc w:val="right"/>
-              <w:bidi w:val="1"/>
+              <w:bidi/>
+              <w:spacing w:before="40" w:after="40"/>
             </w:pPr>
-            <w:r/>
             <w:r>
               <w:rPr>
-                <w:rFonts w:ascii="David" w:hAnsi="David" w:cs="David"/>
-                <w:b w:val="0"/>
+                <w:rFonts w:cs="David"/>
                 <w:sz w:val="20"/>
-                <w:u w:val="none"/>
                 <w:szCs w:val="20"/>
-                <w:rtl w:val="1"/>
+                <w:rtl/>
               </w:rPr>
               <w:t>בניית מצגת ההצעה לקראת מצגות הסיום וה-PITCH של סמסטר א'</w:t>
             </w:r>
@@ -8256,23 +7947,19 @@
         </w:tc>
         <w:tc>
           <w:tcPr>
-            <w:tcW w:type="dxa" w:w="3175"/>
+            <w:tcW w:w="3175" w:type="dxa"/>
           </w:tcPr>
           <w:p>
             <w:pPr>
-              <w:spacing w:line="240" w:lineRule="auto" w:after="40" w:before="40"/>
-              <w:jc w:val="right"/>
-              <w:bidi w:val="1"/>
+              <w:bidi/>
+              <w:spacing w:before="40" w:after="40"/>
             </w:pPr>
-            <w:r/>
             <w:r>
               <w:rPr>
-                <w:rFonts w:ascii="David" w:hAnsi="David" w:cs="David"/>
-                <w:b w:val="0"/>
+                <w:rFonts w:cs="David"/>
                 <w:sz w:val="20"/>
-                <w:u w:val="none"/>
                 <w:szCs w:val="20"/>
-                <w:rtl w:val="1"/>
+                <w:rtl/>
               </w:rPr>
               <w:t>הושלמה מצגת ההצעה 'המרינה בהרצליה: מהזדמנות סביבתית למציאות נקייה'</w:t>
             </w:r>
@@ -8280,25 +7967,24 @@
         </w:tc>
       </w:tr>
       <w:tr>
+        <w:trPr>
+          <w:jc w:val="center"/>
+        </w:trPr>
         <w:tc>
           <w:tcPr>
-            <w:tcW w:type="dxa" w:w="1361"/>
+            <w:tcW w:w="1361" w:type="dxa"/>
           </w:tcPr>
           <w:p>
             <w:pPr>
-              <w:spacing w:line="240" w:lineRule="auto" w:after="40" w:before="40"/>
-              <w:jc w:val="right"/>
-              <w:bidi w:val="1"/>
+              <w:bidi/>
+              <w:spacing w:before="40" w:after="40"/>
             </w:pPr>
-            <w:r/>
             <w:r>
               <w:rPr>
-                <w:rFonts w:ascii="David" w:hAnsi="David" w:cs="David"/>
-                <w:b w:val="0"/>
+                <w:rFonts w:cs="David"/>
                 <w:sz w:val="20"/>
-                <w:u w:val="none"/>
                 <w:szCs w:val="20"/>
-                <w:rtl w:val="1"/>
+                <w:rtl/>
               </w:rPr>
               <w:t>20.01.2026</w:t>
             </w:r>
@@ -8306,23 +7992,19 @@
         </w:tc>
         <w:tc>
           <w:tcPr>
-            <w:tcW w:type="dxa" w:w="1134"/>
+            <w:tcW w:w="1134" w:type="dxa"/>
           </w:tcPr>
           <w:p>
             <w:pPr>
-              <w:spacing w:line="240" w:lineRule="auto" w:after="40" w:before="40"/>
-              <w:jc w:val="right"/>
-              <w:bidi w:val="1"/>
+              <w:bidi/>
+              <w:spacing w:before="40" w:after="40"/>
             </w:pPr>
-            <w:r/>
             <w:r>
               <w:rPr>
-                <w:rFonts w:ascii="David" w:hAnsi="David" w:cs="David"/>
-                <w:b w:val="0"/>
+                <w:rFonts w:cs="David"/>
                 <w:sz w:val="20"/>
-                <w:u w:val="none"/>
                 <w:szCs w:val="20"/>
-                <w:rtl w:val="1"/>
+                <w:rtl/>
               </w:rPr>
               <w:t>זום</w:t>
             </w:r>
@@ -8330,23 +8012,19 @@
         </w:tc>
         <w:tc>
           <w:tcPr>
-            <w:tcW w:type="dxa" w:w="3628"/>
+            <w:tcW w:w="3628" w:type="dxa"/>
           </w:tcPr>
           <w:p>
             <w:pPr>
-              <w:spacing w:line="240" w:lineRule="auto" w:after="40" w:before="40"/>
-              <w:jc w:val="right"/>
-              <w:bidi w:val="1"/>
+              <w:bidi/>
+              <w:spacing w:before="40" w:after="40"/>
             </w:pPr>
-            <w:r/>
             <w:r>
               <w:rPr>
-                <w:rFonts w:ascii="David" w:hAnsi="David" w:cs="David"/>
-                <w:b w:val="0"/>
+                <w:rFonts w:cs="David"/>
                 <w:sz w:val="20"/>
-                <w:u w:val="none"/>
                 <w:szCs w:val="20"/>
-                <w:rtl w:val="1"/>
+                <w:rtl/>
               </w:rPr>
               <w:t>חזרה על ההצגה והשלמת לוגו וסרטון ההסבר</w:t>
             </w:r>
@@ -8354,23 +8032,19 @@
         </w:tc>
         <w:tc>
           <w:tcPr>
-            <w:tcW w:type="dxa" w:w="3175"/>
+            <w:tcW w:w="3175" w:type="dxa"/>
           </w:tcPr>
           <w:p>
             <w:pPr>
-              <w:spacing w:line="240" w:lineRule="auto" w:after="40" w:before="40"/>
-              <w:jc w:val="right"/>
-              <w:bidi w:val="1"/>
+              <w:bidi/>
+              <w:spacing w:before="40" w:after="40"/>
             </w:pPr>
-            <w:r/>
             <w:r>
               <w:rPr>
-                <w:rFonts w:ascii="David" w:hAnsi="David" w:cs="David"/>
-                <w:b w:val="0"/>
+                <w:rFonts w:cs="David"/>
                 <w:sz w:val="20"/>
-                <w:u w:val="none"/>
                 <w:szCs w:val="20"/>
-                <w:rtl w:val="1"/>
+                <w:rtl/>
               </w:rPr>
               <w:t>הושלמו תוצרי סוף סמסטר א'</w:t>
             </w:r>
@@ -8378,25 +8052,24 @@
         </w:tc>
       </w:tr>
       <w:tr>
+        <w:trPr>
+          <w:jc w:val="center"/>
+        </w:trPr>
         <w:tc>
           <w:tcPr>
-            <w:tcW w:type="dxa" w:w="1361"/>
+            <w:tcW w:w="1361" w:type="dxa"/>
           </w:tcPr>
           <w:p>
             <w:pPr>
-              <w:spacing w:line="240" w:lineRule="auto" w:after="40" w:before="40"/>
-              <w:jc w:val="right"/>
-              <w:bidi w:val="1"/>
+              <w:bidi/>
+              <w:spacing w:before="40" w:after="40"/>
             </w:pPr>
-            <w:r/>
             <w:r>
               <w:rPr>
-                <w:rFonts w:ascii="David" w:hAnsi="David" w:cs="David"/>
-                <w:b w:val="0"/>
+                <w:rFonts w:cs="David"/>
                 <w:sz w:val="20"/>
-                <w:u w:val="none"/>
                 <w:szCs w:val="20"/>
-                <w:rtl w:val="1"/>
+                <w:rtl/>
               </w:rPr>
               <w:t>17.03.2026</w:t>
             </w:r>
@@ -8404,23 +8077,19 @@
         </w:tc>
         <w:tc>
           <w:tcPr>
-            <w:tcW w:type="dxa" w:w="1134"/>
+            <w:tcW w:w="1134" w:type="dxa"/>
           </w:tcPr>
           <w:p>
             <w:pPr>
-              <w:spacing w:line="240" w:lineRule="auto" w:after="40" w:before="40"/>
-              <w:jc w:val="right"/>
-              <w:bidi w:val="1"/>
+              <w:bidi/>
+              <w:spacing w:before="40" w:after="40"/>
             </w:pPr>
-            <w:r/>
             <w:r>
               <w:rPr>
-                <w:rFonts w:ascii="David" w:hAnsi="David" w:cs="David"/>
-                <w:b w:val="0"/>
+                <w:rFonts w:cs="David"/>
                 <w:sz w:val="20"/>
-                <w:u w:val="none"/>
                 <w:szCs w:val="20"/>
-                <w:rtl w:val="1"/>
+                <w:rtl/>
               </w:rPr>
               <w:t>פרונטלי</w:t>
             </w:r>
@@ -8428,23 +8097,19 @@
         </w:tc>
         <w:tc>
           <w:tcPr>
-            <w:tcW w:type="dxa" w:w="3628"/>
+            <w:tcW w:w="3628" w:type="dxa"/>
           </w:tcPr>
           <w:p>
             <w:pPr>
-              <w:spacing w:line="240" w:lineRule="auto" w:after="40" w:before="40"/>
-              <w:jc w:val="right"/>
-              <w:bidi w:val="1"/>
+              <w:bidi/>
+              <w:spacing w:before="40" w:after="40"/>
             </w:pPr>
-            <w:r/>
             <w:r>
               <w:rPr>
-                <w:rFonts w:ascii="David" w:hAnsi="David" w:cs="David"/>
-                <w:b w:val="0"/>
+                <w:rFonts w:cs="David"/>
                 <w:sz w:val="20"/>
-                <w:u w:val="none"/>
                 <w:szCs w:val="20"/>
-                <w:rtl w:val="1"/>
+                <w:rtl/>
               </w:rPr>
               <w:t>התארגנות מחדש לסמסטר ב' לקראת פגישות הסטטוס</w:t>
             </w:r>
@@ -8452,23 +8117,19 @@
         </w:tc>
         <w:tc>
           <w:tcPr>
-            <w:tcW w:type="dxa" w:w="3175"/>
+            <w:tcW w:w="3175" w:type="dxa"/>
           </w:tcPr>
           <w:p>
             <w:pPr>
-              <w:spacing w:line="240" w:lineRule="auto" w:after="40" w:before="40"/>
-              <w:jc w:val="right"/>
-              <w:bidi w:val="1"/>
+              <w:bidi/>
+              <w:spacing w:before="40" w:after="40"/>
             </w:pPr>
-            <w:r/>
             <w:r>
               <w:rPr>
-                <w:rFonts w:ascii="David" w:hAnsi="David" w:cs="David"/>
-                <w:b w:val="0"/>
+                <w:rFonts w:cs="David"/>
                 <w:sz w:val="20"/>
-                <w:u w:val="none"/>
                 <w:szCs w:val="20"/>
-                <w:rtl w:val="1"/>
+                <w:rtl/>
               </w:rPr>
               <w:t>עודכנה תוכנית העבודה להמשך</w:t>
             </w:r>
@@ -8476,25 +8137,24 @@
         </w:tc>
       </w:tr>
       <w:tr>
+        <w:trPr>
+          <w:jc w:val="center"/>
+        </w:trPr>
         <w:tc>
           <w:tcPr>
-            <w:tcW w:type="dxa" w:w="1361"/>
+            <w:tcW w:w="1361" w:type="dxa"/>
           </w:tcPr>
           <w:p>
             <w:pPr>
-              <w:spacing w:line="240" w:lineRule="auto" w:after="40" w:before="40"/>
-              <w:jc w:val="right"/>
-              <w:bidi w:val="1"/>
+              <w:bidi/>
+              <w:spacing w:before="40" w:after="40"/>
             </w:pPr>
-            <w:r/>
             <w:r>
               <w:rPr>
-                <w:rFonts w:ascii="David" w:hAnsi="David" w:cs="David"/>
-                <w:b w:val="0"/>
+                <w:rFonts w:cs="David"/>
                 <w:sz w:val="20"/>
-                <w:u w:val="none"/>
                 <w:szCs w:val="20"/>
-                <w:rtl w:val="1"/>
+                <w:rtl/>
               </w:rPr>
               <w:t>21.04.2026</w:t>
             </w:r>
@@ -8502,23 +8162,19 @@
         </w:tc>
         <w:tc>
           <w:tcPr>
-            <w:tcW w:type="dxa" w:w="1134"/>
+            <w:tcW w:w="1134" w:type="dxa"/>
           </w:tcPr>
           <w:p>
             <w:pPr>
-              <w:spacing w:line="240" w:lineRule="auto" w:after="40" w:before="40"/>
-              <w:jc w:val="right"/>
-              <w:bidi w:val="1"/>
+              <w:bidi/>
+              <w:spacing w:before="40" w:after="40"/>
             </w:pPr>
-            <w:r/>
             <w:r>
               <w:rPr>
-                <w:rFonts w:ascii="David" w:hAnsi="David" w:cs="David"/>
-                <w:b w:val="0"/>
+                <w:rFonts w:cs="David"/>
                 <w:sz w:val="20"/>
-                <w:u w:val="none"/>
                 <w:szCs w:val="20"/>
-                <w:rtl w:val="1"/>
+                <w:rtl/>
               </w:rPr>
               <w:t>זום</w:t>
             </w:r>
@@ -8526,23 +8182,19 @@
         </w:tc>
         <w:tc>
           <w:tcPr>
-            <w:tcW w:type="dxa" w:w="3628"/>
+            <w:tcW w:w="3628" w:type="dxa"/>
           </w:tcPr>
           <w:p>
             <w:pPr>
-              <w:spacing w:line="240" w:lineRule="auto" w:after="40" w:before="40"/>
-              <w:jc w:val="right"/>
-              <w:bidi w:val="1"/>
+              <w:bidi/>
+              <w:spacing w:before="40" w:after="40"/>
             </w:pPr>
-            <w:r/>
             <w:r>
               <w:rPr>
-                <w:rFonts w:ascii="David" w:hAnsi="David" w:cs="David"/>
-                <w:b w:val="0"/>
+                <w:rFonts w:cs="David"/>
                 <w:sz w:val="20"/>
-                <w:u w:val="none"/>
                 <w:szCs w:val="20"/>
-                <w:rtl w:val="1"/>
+                <w:rtl/>
               </w:rPr>
               <w:t>עיבוד המשוב ממפגשי המשקיעים; חשיבה על היתכנות כלכלית</w:t>
             </w:r>
@@ -8550,23 +8202,19 @@
         </w:tc>
         <w:tc>
           <w:tcPr>
-            <w:tcW w:type="dxa" w:w="3175"/>
+            <w:tcW w:w="3175" w:type="dxa"/>
           </w:tcPr>
           <w:p>
             <w:pPr>
-              <w:spacing w:line="240" w:lineRule="auto" w:after="40" w:before="40"/>
-              <w:jc w:val="right"/>
-              <w:bidi w:val="1"/>
+              <w:bidi/>
+              <w:spacing w:before="40" w:after="40"/>
             </w:pPr>
-            <w:r/>
             <w:r>
               <w:rPr>
-                <w:rFonts w:ascii="David" w:hAnsi="David" w:cs="David"/>
-                <w:b w:val="0"/>
+                <w:rFonts w:cs="David"/>
                 <w:sz w:val="20"/>
-                <w:u w:val="none"/>
                 <w:szCs w:val="20"/>
-                <w:rtl w:val="1"/>
+                <w:rtl/>
               </w:rPr>
               <w:t>הוחלט לבסס את המודל על מסלול מימון ציבורי ולא על משקיע פרטי</w:t>
             </w:r>
@@ -8574,25 +8222,24 @@
         </w:tc>
       </w:tr>
       <w:tr>
+        <w:trPr>
+          <w:jc w:val="center"/>
+        </w:trPr>
         <w:tc>
           <w:tcPr>
-            <w:tcW w:type="dxa" w:w="1361"/>
+            <w:tcW w:w="1361" w:type="dxa"/>
           </w:tcPr>
           <w:p>
             <w:pPr>
-              <w:spacing w:line="240" w:lineRule="auto" w:after="40" w:before="40"/>
-              <w:jc w:val="right"/>
-              <w:bidi w:val="1"/>
+              <w:bidi/>
+              <w:spacing w:before="40" w:after="40"/>
             </w:pPr>
-            <w:r/>
             <w:r>
               <w:rPr>
-                <w:rFonts w:ascii="David" w:hAnsi="David" w:cs="David"/>
-                <w:b w:val="0"/>
+                <w:rFonts w:cs="David"/>
                 <w:sz w:val="20"/>
-                <w:u w:val="none"/>
                 <w:szCs w:val="20"/>
-                <w:rtl w:val="1"/>
+                <w:rtl/>
               </w:rPr>
               <w:t>12.05.2026</w:t>
             </w:r>
@@ -8600,23 +8247,19 @@
         </w:tc>
         <w:tc>
           <w:tcPr>
-            <w:tcW w:type="dxa" w:w="1134"/>
+            <w:tcW w:w="1134" w:type="dxa"/>
           </w:tcPr>
           <w:p>
             <w:pPr>
-              <w:spacing w:line="240" w:lineRule="auto" w:after="40" w:before="40"/>
-              <w:jc w:val="right"/>
-              <w:bidi w:val="1"/>
+              <w:bidi/>
+              <w:spacing w:before="40" w:after="40"/>
             </w:pPr>
-            <w:r/>
             <w:r>
               <w:rPr>
-                <w:rFonts w:ascii="David" w:hAnsi="David" w:cs="David"/>
-                <w:b w:val="0"/>
+                <w:rFonts w:cs="David"/>
                 <w:sz w:val="20"/>
-                <w:u w:val="none"/>
                 <w:szCs w:val="20"/>
-                <w:rtl w:val="1"/>
+                <w:rtl/>
               </w:rPr>
               <w:t>פרונטלי</w:t>
             </w:r>
@@ -8624,23 +8267,19 @@
         </w:tc>
         <w:tc>
           <w:tcPr>
-            <w:tcW w:type="dxa" w:w="3628"/>
+            <w:tcW w:w="3628" w:type="dxa"/>
           </w:tcPr>
           <w:p>
             <w:pPr>
-              <w:spacing w:line="240" w:lineRule="auto" w:after="40" w:before="40"/>
-              <w:jc w:val="right"/>
-              <w:bidi w:val="1"/>
+              <w:bidi/>
+              <w:spacing w:before="40" w:after="40"/>
             </w:pPr>
-            <w:r/>
             <w:r>
               <w:rPr>
-                <w:rFonts w:ascii="David" w:hAnsi="David" w:cs="David"/>
-                <w:b w:val="0"/>
+                <w:rFonts w:cs="David"/>
                 <w:sz w:val="20"/>
-                <w:u w:val="none"/>
                 <w:szCs w:val="20"/>
-                <w:rtl w:val="1"/>
+                <w:rtl/>
               </w:rPr>
               <w:t>בעקבות מפגש קק"ל וטק-7: בחינת הרלוונטיות של הביופילטר בכפר סבא</w:t>
             </w:r>
@@ -8648,23 +8287,19 @@
         </w:tc>
         <w:tc>
           <w:tcPr>
-            <w:tcW w:type="dxa" w:w="3175"/>
+            <w:tcW w:w="3175" w:type="dxa"/>
           </w:tcPr>
           <w:p>
             <w:pPr>
-              <w:spacing w:line="240" w:lineRule="auto" w:after="40" w:before="40"/>
-              <w:jc w:val="right"/>
-              <w:bidi w:val="1"/>
+              <w:bidi/>
+              <w:spacing w:before="40" w:after="40"/>
             </w:pPr>
-            <w:r/>
             <w:r>
               <w:rPr>
-                <w:rFonts w:ascii="David" w:hAnsi="David" w:cs="David"/>
-                <w:b w:val="0"/>
+                <w:rFonts w:cs="David"/>
                 <w:sz w:val="20"/>
-                <w:u w:val="none"/>
                 <w:szCs w:val="20"/>
-                <w:rtl w:val="1"/>
+                <w:rtl/>
               </w:rPr>
               <w:t>הביופילטר של קק"ל נבחר כמקרה בוחן ישראלי מרכזי</w:t>
             </w:r>
@@ -8672,25 +8307,24 @@
         </w:tc>
       </w:tr>
       <w:tr>
+        <w:trPr>
+          <w:jc w:val="center"/>
+        </w:trPr>
         <w:tc>
           <w:tcPr>
-            <w:tcW w:type="dxa" w:w="1361"/>
+            <w:tcW w:w="1361" w:type="dxa"/>
           </w:tcPr>
           <w:p>
             <w:pPr>
-              <w:spacing w:line="240" w:lineRule="auto" w:after="40" w:before="40"/>
-              <w:jc w:val="right"/>
-              <w:bidi w:val="1"/>
+              <w:bidi/>
+              <w:spacing w:before="40" w:after="40"/>
             </w:pPr>
-            <w:r/>
             <w:r>
               <w:rPr>
-                <w:rFonts w:ascii="David" w:hAnsi="David" w:cs="David"/>
-                <w:b w:val="0"/>
+                <w:rFonts w:cs="David"/>
                 <w:sz w:val="20"/>
-                <w:u w:val="none"/>
                 <w:szCs w:val="20"/>
-                <w:rtl w:val="1"/>
+                <w:rtl/>
               </w:rPr>
               <w:t>26.05.2026</w:t>
             </w:r>
@@ -8698,23 +8332,19 @@
         </w:tc>
         <w:tc>
           <w:tcPr>
-            <w:tcW w:type="dxa" w:w="1134"/>
+            <w:tcW w:w="1134" w:type="dxa"/>
           </w:tcPr>
           <w:p>
             <w:pPr>
-              <w:spacing w:line="240" w:lineRule="auto" w:after="40" w:before="40"/>
-              <w:jc w:val="right"/>
-              <w:bidi w:val="1"/>
+              <w:bidi/>
+              <w:spacing w:before="40" w:after="40"/>
             </w:pPr>
-            <w:r/>
             <w:r>
               <w:rPr>
-                <w:rFonts w:ascii="David" w:hAnsi="David" w:cs="David"/>
-                <w:b w:val="0"/>
+                <w:rFonts w:cs="David"/>
                 <w:sz w:val="20"/>
-                <w:u w:val="none"/>
                 <w:szCs w:val="20"/>
-                <w:rtl w:val="1"/>
+                <w:rtl/>
               </w:rPr>
               <w:t>פרונטלי</w:t>
             </w:r>
@@ -8722,23 +8352,19 @@
         </w:tc>
         <w:tc>
           <w:tcPr>
-            <w:tcW w:type="dxa" w:w="3628"/>
+            <w:tcW w:w="3628" w:type="dxa"/>
           </w:tcPr>
           <w:p>
             <w:pPr>
-              <w:spacing w:line="240" w:lineRule="auto" w:after="40" w:before="40"/>
-              <w:jc w:val="right"/>
-              <w:bidi w:val="1"/>
+              <w:bidi/>
+              <w:spacing w:before="40" w:after="40"/>
             </w:pPr>
-            <w:r/>
             <w:r>
               <w:rPr>
-                <w:rFonts w:ascii="David" w:hAnsi="David" w:cs="David"/>
-                <w:b w:val="0"/>
+                <w:rFonts w:cs="David"/>
                 <w:sz w:val="20"/>
-                <w:u w:val="none"/>
                 <w:szCs w:val="20"/>
-                <w:rtl w:val="1"/>
+                <w:rtl/>
               </w:rPr>
               <w:t>סדנת המודל העסקי; גיבוש מודל ההכנסות ואבני הדרך</w:t>
             </w:r>
@@ -8746,23 +8372,19 @@
         </w:tc>
         <w:tc>
           <w:tcPr>
-            <w:tcW w:type="dxa" w:w="3175"/>
+            <w:tcW w:w="3175" w:type="dxa"/>
           </w:tcPr>
           <w:p>
             <w:pPr>
-              <w:spacing w:line="240" w:lineRule="auto" w:after="40" w:before="40"/>
-              <w:jc w:val="right"/>
-              <w:bidi w:val="1"/>
+              <w:bidi/>
+              <w:spacing w:before="40" w:after="40"/>
             </w:pPr>
-            <w:r/>
             <w:r>
               <w:rPr>
-                <w:rFonts w:ascii="David" w:hAnsi="David" w:cs="David"/>
-                <w:b w:val="0"/>
+                <w:rFonts w:cs="David"/>
                 <w:sz w:val="20"/>
-                <w:u w:val="none"/>
                 <w:szCs w:val="20"/>
-                <w:rtl w:val="1"/>
+                <w:rtl/>
               </w:rPr>
               <w:t>נבחר מודל פיילוט במוצא אחד עם הרחבה בהמשך</w:t>
             </w:r>
@@ -8770,25 +8392,24 @@
         </w:tc>
       </w:tr>
       <w:tr>
+        <w:trPr>
+          <w:jc w:val="center"/>
+        </w:trPr>
         <w:tc>
           <w:tcPr>
-            <w:tcW w:type="dxa" w:w="1361"/>
+            <w:tcW w:w="1361" w:type="dxa"/>
           </w:tcPr>
           <w:p>
             <w:pPr>
-              <w:spacing w:line="240" w:lineRule="auto" w:after="40" w:before="40"/>
-              <w:jc w:val="right"/>
-              <w:bidi w:val="1"/>
+              <w:bidi/>
+              <w:spacing w:before="40" w:after="40"/>
             </w:pPr>
-            <w:r/>
             <w:r>
               <w:rPr>
-                <w:rFonts w:ascii="David" w:hAnsi="David" w:cs="David"/>
-                <w:b w:val="0"/>
+                <w:rFonts w:cs="David"/>
                 <w:sz w:val="20"/>
-                <w:u w:val="none"/>
                 <w:szCs w:val="20"/>
-                <w:rtl w:val="1"/>
+                <w:rtl/>
               </w:rPr>
               <w:t>02.06.2026</w:t>
             </w:r>
@@ -8796,23 +8417,19 @@
         </w:tc>
         <w:tc>
           <w:tcPr>
-            <w:tcW w:type="dxa" w:w="1134"/>
+            <w:tcW w:w="1134" w:type="dxa"/>
           </w:tcPr>
           <w:p>
             <w:pPr>
-              <w:spacing w:line="240" w:lineRule="auto" w:after="40" w:before="40"/>
-              <w:jc w:val="right"/>
-              <w:bidi w:val="1"/>
+              <w:bidi/>
+              <w:spacing w:before="40" w:after="40"/>
             </w:pPr>
-            <w:r/>
             <w:r>
               <w:rPr>
-                <w:rFonts w:ascii="David" w:hAnsi="David" w:cs="David"/>
-                <w:b w:val="0"/>
+                <w:rFonts w:cs="David"/>
                 <w:sz w:val="20"/>
-                <w:u w:val="none"/>
                 <w:szCs w:val="20"/>
-                <w:rtl w:val="1"/>
+                <w:rtl/>
               </w:rPr>
               <w:t>זום</w:t>
             </w:r>
@@ -8820,23 +8437,19 @@
         </w:tc>
         <w:tc>
           <w:tcPr>
-            <w:tcW w:type="dxa" w:w="3628"/>
+            <w:tcW w:w="3628" w:type="dxa"/>
           </w:tcPr>
           <w:p>
             <w:pPr>
-              <w:spacing w:line="240" w:lineRule="auto" w:after="40" w:before="40"/>
-              <w:jc w:val="right"/>
-              <w:bidi w:val="1"/>
+              <w:bidi/>
+              <w:spacing w:before="40" w:after="40"/>
             </w:pPr>
-            <w:r/>
             <w:r>
               <w:rPr>
-                <w:rFonts w:ascii="David" w:hAnsi="David" w:cs="David"/>
-                <w:b w:val="0"/>
+                <w:rFonts w:cs="David"/>
                 <w:sz w:val="20"/>
-                <w:u w:val="none"/>
                 <w:szCs w:val="20"/>
-                <w:rtl w:val="1"/>
+                <w:rtl/>
               </w:rPr>
               <w:t>השלמת הפוסטר והגשתו</w:t>
             </w:r>
@@ -8844,23 +8457,19 @@
         </w:tc>
         <w:tc>
           <w:tcPr>
-            <w:tcW w:type="dxa" w:w="3175"/>
+            <w:tcW w:w="3175" w:type="dxa"/>
           </w:tcPr>
           <w:p>
             <w:pPr>
-              <w:spacing w:line="240" w:lineRule="auto" w:after="40" w:before="40"/>
-              <w:jc w:val="right"/>
-              <w:bidi w:val="1"/>
+              <w:bidi/>
+              <w:spacing w:before="40" w:after="40"/>
             </w:pPr>
-            <w:r/>
             <w:r>
               <w:rPr>
-                <w:rFonts w:ascii="David" w:hAnsi="David" w:cs="David"/>
-                <w:b w:val="0"/>
+                <w:rFonts w:cs="David"/>
                 <w:sz w:val="20"/>
-                <w:u w:val="none"/>
                 <w:szCs w:val="20"/>
-                <w:rtl w:val="1"/>
+                <w:rtl/>
               </w:rPr>
               <w:t>הפוסטר הוגש במועד</w:t>
             </w:r>
@@ -8868,25 +8477,24 @@
         </w:tc>
       </w:tr>
       <w:tr>
+        <w:trPr>
+          <w:jc w:val="center"/>
+        </w:trPr>
         <w:tc>
           <w:tcPr>
-            <w:tcW w:type="dxa" w:w="1361"/>
+            <w:tcW w:w="1361" w:type="dxa"/>
           </w:tcPr>
           <w:p>
             <w:pPr>
-              <w:spacing w:line="240" w:lineRule="auto" w:after="40" w:before="40"/>
-              <w:jc w:val="right"/>
-              <w:bidi w:val="1"/>
+              <w:bidi/>
+              <w:spacing w:before="40" w:after="40"/>
             </w:pPr>
-            <w:r/>
             <w:r>
               <w:rPr>
-                <w:rFonts w:ascii="David" w:hAnsi="David" w:cs="David"/>
-                <w:b w:val="0"/>
+                <w:rFonts w:cs="David"/>
                 <w:sz w:val="20"/>
-                <w:u w:val="none"/>
                 <w:szCs w:val="20"/>
-                <w:rtl w:val="1"/>
+                <w:rtl/>
               </w:rPr>
               <w:t>16.06.2026</w:t>
             </w:r>
@@ -8894,23 +8502,19 @@
         </w:tc>
         <w:tc>
           <w:tcPr>
-            <w:tcW w:type="dxa" w:w="1134"/>
+            <w:tcW w:w="1134" w:type="dxa"/>
           </w:tcPr>
           <w:p>
             <w:pPr>
-              <w:spacing w:line="240" w:lineRule="auto" w:after="40" w:before="40"/>
-              <w:jc w:val="right"/>
-              <w:bidi w:val="1"/>
+              <w:bidi/>
+              <w:spacing w:before="40" w:after="40"/>
             </w:pPr>
-            <w:r/>
             <w:r>
               <w:rPr>
-                <w:rFonts w:ascii="David" w:hAnsi="David" w:cs="David"/>
-                <w:b w:val="0"/>
+                <w:rFonts w:cs="David"/>
                 <w:sz w:val="20"/>
-                <w:u w:val="none"/>
                 <w:szCs w:val="20"/>
-                <w:rtl w:val="1"/>
+                <w:rtl/>
               </w:rPr>
               <w:t>פרונטלי</w:t>
             </w:r>
@@ -8918,23 +8522,19 @@
         </w:tc>
         <w:tc>
           <w:tcPr>
-            <w:tcW w:type="dxa" w:w="3628"/>
+            <w:tcW w:w="3628" w:type="dxa"/>
           </w:tcPr>
           <w:p>
             <w:pPr>
-              <w:spacing w:line="240" w:lineRule="auto" w:after="40" w:before="40"/>
-              <w:jc w:val="right"/>
-              <w:bidi w:val="1"/>
+              <w:bidi/>
+              <w:spacing w:before="40" w:after="40"/>
             </w:pPr>
-            <w:r/>
             <w:r>
               <w:rPr>
-                <w:rFonts w:ascii="David" w:hAnsi="David" w:cs="David"/>
-                <w:b w:val="0"/>
+                <w:rFonts w:cs="David"/>
                 <w:sz w:val="20"/>
-                <w:u w:val="none"/>
                 <w:szCs w:val="20"/>
-                <w:rtl w:val="1"/>
+                <w:rtl/>
               </w:rPr>
               <w:t>הכנה למצגת הסיום בכיתה</w:t>
             </w:r>
@@ -8942,149 +8542,44 @@
         </w:tc>
         <w:tc>
           <w:tcPr>
-            <w:tcW w:type="dxa" w:w="3175"/>
+            <w:tcW w:w="3175" w:type="dxa"/>
           </w:tcPr>
           <w:p>
             <w:pPr>
-              <w:spacing w:line="240" w:lineRule="auto" w:after="40" w:before="40"/>
-              <w:jc w:val="right"/>
-              <w:bidi w:val="1"/>
+              <w:bidi/>
+              <w:spacing w:before="40" w:after="40"/>
             </w:pPr>
-            <w:r/>
             <w:r>
               <w:rPr>
-                <w:rFonts w:ascii="David" w:hAnsi="David" w:cs="David"/>
-                <w:b w:val="0"/>
+                <w:rFonts w:cs="David"/>
                 <w:sz w:val="20"/>
-                <w:u w:val="none"/>
                 <w:szCs w:val="20"/>
-                <w:rtl w:val="1"/>
+                <w:rtl/>
               </w:rPr>
               <w:t>הוצגה מצגת הסיום</w:t>
             </w:r>
           </w:p>
         </w:tc>
       </w:tr>
-      <w:tr>
-        <w:tc>
-          <w:tcPr>
-            <w:tcW w:type="dxa" w:w="1361"/>
-          </w:tcPr>
-          <w:p>
-            <w:pPr>
-              <w:spacing w:line="240" w:lineRule="auto" w:after="40" w:before="40"/>
-              <w:jc w:val="right"/>
-              <w:bidi w:val="1"/>
-            </w:pPr>
-            <w:r/>
-            <w:r>
-              <w:rPr>
-                <w:rFonts w:ascii="David" w:hAnsi="David" w:cs="David"/>
-                <w:b w:val="0"/>
-                <w:sz w:val="20"/>
-                <w:u w:val="none"/>
-                <w:szCs w:val="20"/>
-                <w:rtl w:val="1"/>
-              </w:rPr>
-              <w:t>05.08.2026</w:t>
-            </w:r>
-          </w:p>
-        </w:tc>
-        <w:tc>
-          <w:tcPr>
-            <w:tcW w:type="dxa" w:w="1134"/>
-          </w:tcPr>
-          <w:p>
-            <w:pPr>
-              <w:spacing w:line="240" w:lineRule="auto" w:after="40" w:before="40"/>
-              <w:jc w:val="right"/>
-              <w:bidi w:val="1"/>
-            </w:pPr>
-            <w:r/>
-            <w:r>
-              <w:rPr>
-                <w:rFonts w:ascii="David" w:hAnsi="David" w:cs="David"/>
-                <w:b w:val="0"/>
-                <w:sz w:val="20"/>
-                <w:u w:val="none"/>
-                <w:szCs w:val="20"/>
-                <w:rtl w:val="1"/>
-              </w:rPr>
-              <w:t>זום</w:t>
-            </w:r>
-          </w:p>
-        </w:tc>
-        <w:tc>
-          <w:tcPr>
-            <w:tcW w:type="dxa" w:w="3628"/>
-          </w:tcPr>
-          <w:p>
-            <w:pPr>
-              <w:spacing w:line="240" w:lineRule="auto" w:after="40" w:before="40"/>
-              <w:jc w:val="right"/>
-              <w:bidi w:val="1"/>
-            </w:pPr>
-            <w:r/>
-            <w:r>
-              <w:rPr>
-                <w:rFonts w:ascii="David" w:hAnsi="David" w:cs="David"/>
-                <w:b w:val="0"/>
-                <w:sz w:val="20"/>
-                <w:u w:val="none"/>
-                <w:szCs w:val="20"/>
-                <w:rtl w:val="1"/>
-              </w:rPr>
-              <w:t>חלוקת כתיבת העבודה הסופית וסקירה משותפת</w:t>
-            </w:r>
-          </w:p>
-        </w:tc>
-        <w:tc>
-          <w:tcPr>
-            <w:tcW w:type="dxa" w:w="3175"/>
-          </w:tcPr>
-          <w:p>
-            <w:pPr>
-              <w:spacing w:line="240" w:lineRule="auto" w:after="40" w:before="40"/>
-              <w:jc w:val="right"/>
-              <w:bidi w:val="1"/>
-            </w:pPr>
-            <w:r/>
-            <w:r>
-              <w:rPr>
-                <w:rFonts w:ascii="David" w:hAnsi="David" w:cs="David"/>
-                <w:b w:val="0"/>
-                <w:sz w:val="20"/>
-                <w:u w:val="none"/>
-                <w:szCs w:val="20"/>
-                <w:rtl w:val="1"/>
-              </w:rPr>
-              <w:t>נקבע מבנה העבודה הסופית וחולקו הפרקים</w:t>
-            </w:r>
-          </w:p>
-        </w:tc>
-      </w:tr>
     </w:tbl>
     <w:p>
       <w:pPr>
-        <w:spacing w:line="276" w:lineRule="auto" w:after="120" w:before="0"/>
+        <w:bidi/>
+        <w:spacing w:after="120"/>
         <w:jc w:val="both"/>
-        <w:bidi w:val="1"/>
       </w:pPr>
     </w:p>
     <w:p>
       <w:pPr>
-        <w:spacing w:line="276" w:lineRule="auto" w:after="120" w:before="0"/>
+        <w:bidi/>
+        <w:spacing w:after="120"/>
         <w:jc w:val="both"/>
-        <w:bidi w:val="1"/>
-      </w:pPr>
-      <w:r>
-        <w:rPr>
-          <w:rFonts w:ascii="David" w:hAnsi="David" w:cs="David"/>
-          <w:b w:val="0"/>
-          <w:sz w:val="24"/>
-          <w:u w:val="none"/>
-          <w:szCs w:val="24"/>
-          <w:rtl w:val="1"/>
+      </w:pPr>
+      <w:r>
+        <w:rPr>
+          <w:rFonts w:cs="David"/>
+          <w:szCs w:val="24"/>
+          <w:rtl/>
         </w:rPr>
         <w:t>בנוסף למפגשים המפורטים לעיל, התנהלה לאורך שני הסמסטרים התכתבות שוטפת בקבוצת הוואטסאפ של הצוות לתיאום משימות ולחלוקת חומרים.</w:t>
       </w:r>
